--- a/Java/Theory/stream api.docx
+++ b/Java/Theory/stream api.docx
@@ -648,12 +648,18 @@
         <w:t>}</w:t>
       </w:r>
     </w:p>
+    <w:p/>
+    <w:p/>
+    <w:p/>
+    <w:p/>
+    <w:p/>
+    <w:p/>
+    <w:p/>
     <w:p>
       <w:r>
         <w:rPr>
           <w:noProof/>
         </w:rPr>
-        <w:lastRenderedPageBreak/>
         <w:drawing>
           <wp:inline distT="0" distB="0" distL="0" distR="0" wp14:anchorId="2BBC6C79" wp14:editId="63A13E6A">
             <wp:extent cx="5943600" cy="3204210"/>
@@ -730,22 +736,24 @@
           </wp:inline>
         </w:drawing>
       </w:r>
+      <w:r>
+        <w:t>\</w:t>
+      </w:r>
     </w:p>
     <w:p/>
-    <w:p/>
-    <w:p/>
-    <w:p/>
-    <w:p/>
-    <w:p>
-      <w:r>
-        <w:rPr>
-          <w:noProof/>
-        </w:rPr>
+    <w:p>
+      <w:r>
+        <w:lastRenderedPageBreak/>
+        <w:t>Lấy th đứng đầu nha</w:t>
+      </w:r>
+    </w:p>
+    <w:p>
+      <w:r>
         <w:drawing>
-          <wp:inline distT="0" distB="0" distL="0" distR="0" wp14:anchorId="02BDD0CC" wp14:editId="46FFCE9E">
-            <wp:extent cx="5943600" cy="1382395"/>
-            <wp:effectExtent l="0" t="0" r="0" b="8255"/>
-            <wp:docPr id="3" name="Picture 3"/>
+          <wp:inline distT="0" distB="0" distL="0" distR="0" wp14:anchorId="3836AE97" wp14:editId="5CB561E5">
+            <wp:extent cx="5943600" cy="1794510"/>
+            <wp:effectExtent l="0" t="0" r="0" b="0"/>
+            <wp:docPr id="8" name="Picture 8"/>
             <wp:cNvGraphicFramePr>
               <a:graphicFrameLocks xmlns:a="http://schemas.openxmlformats.org/drawingml/2006/main" noChangeAspect="1"/>
             </wp:cNvGraphicFramePr>
@@ -765,7 +773,7 @@
                   <pic:spPr>
                     <a:xfrm>
                       <a:off x="0" y="0"/>
-                      <a:ext cx="5943600" cy="1382395"/>
+                      <a:ext cx="5943600" cy="1794510"/>
                     </a:xfrm>
                     <a:prstGeom prst="rect">
                       <a:avLst/>
@@ -778,16 +786,21 @@
         </w:drawing>
       </w:r>
     </w:p>
+    <w:p/>
+    <w:p/>
+    <w:p/>
+    <w:p/>
+    <w:p/>
     <w:p>
       <w:r>
         <w:rPr>
           <w:noProof/>
         </w:rPr>
         <w:drawing>
-          <wp:inline distT="0" distB="0" distL="0" distR="0" wp14:anchorId="5EA65931" wp14:editId="2EB89CD2">
-            <wp:extent cx="5943600" cy="1367155"/>
-            <wp:effectExtent l="0" t="0" r="0" b="4445"/>
-            <wp:docPr id="4" name="Picture 4"/>
+          <wp:inline distT="0" distB="0" distL="0" distR="0" wp14:anchorId="02BDD0CC" wp14:editId="46FFCE9E">
+            <wp:extent cx="5943600" cy="1382395"/>
+            <wp:effectExtent l="0" t="0" r="0" b="8255"/>
+            <wp:docPr id="3" name="Picture 3"/>
             <wp:cNvGraphicFramePr>
               <a:graphicFrameLocks xmlns:a="http://schemas.openxmlformats.org/drawingml/2006/main" noChangeAspect="1"/>
             </wp:cNvGraphicFramePr>
@@ -807,7 +820,7 @@
                   <pic:spPr>
                     <a:xfrm>
                       <a:off x="0" y="0"/>
-                      <a:ext cx="5943600" cy="1367155"/>
+                      <a:ext cx="5943600" cy="1382395"/>
                     </a:xfrm>
                     <a:prstGeom prst="rect">
                       <a:avLst/>
@@ -826,10 +839,10 @@
           <w:noProof/>
         </w:rPr>
         <w:drawing>
-          <wp:inline distT="0" distB="0" distL="0" distR="0" wp14:anchorId="053B1933" wp14:editId="111B64AE">
-            <wp:extent cx="5943600" cy="2910840"/>
-            <wp:effectExtent l="0" t="0" r="0" b="3810"/>
-            <wp:docPr id="5" name="Picture 5"/>
+          <wp:inline distT="0" distB="0" distL="0" distR="0" wp14:anchorId="5EA65931" wp14:editId="2EB89CD2">
+            <wp:extent cx="5943600" cy="1367155"/>
+            <wp:effectExtent l="0" t="0" r="0" b="4445"/>
+            <wp:docPr id="4" name="Picture 4"/>
             <wp:cNvGraphicFramePr>
               <a:graphicFrameLocks xmlns:a="http://schemas.openxmlformats.org/drawingml/2006/main" noChangeAspect="1"/>
             </wp:cNvGraphicFramePr>
@@ -849,7 +862,7 @@
                   <pic:spPr>
                     <a:xfrm>
                       <a:off x="0" y="0"/>
-                      <a:ext cx="5943600" cy="2910840"/>
+                      <a:ext cx="5943600" cy="1367155"/>
                     </a:xfrm>
                     <a:prstGeom prst="rect">
                       <a:avLst/>
@@ -862,16 +875,28 @@
         </w:drawing>
       </w:r>
     </w:p>
-    <w:p>
-      <w:r>
-        <w:rPr>
-          <w:noProof/>
-        </w:rPr>
+    <w:p/>
+    <w:p/>
+    <w:p/>
+    <w:p/>
+    <w:p>
+      <w:r>
+        <w:br/>
+      </w:r>
+    </w:p>
+    <w:p/>
+    <w:p>
+      <w:r>
+        <w:t>Cái ni là ví dụ có top 10 thì lấy th đầu tiên nếu  nhứ 10 đứa bằng nhau kiểu sắp xếp á</w:t>
+      </w:r>
+    </w:p>
+    <w:p>
+      <w:r>
         <w:drawing>
-          <wp:inline distT="0" distB="0" distL="0" distR="0" wp14:anchorId="77742CED" wp14:editId="772D21D7">
-            <wp:extent cx="5943600" cy="1207135"/>
-            <wp:effectExtent l="0" t="0" r="0" b="0"/>
-            <wp:docPr id="7" name="Picture 7"/>
+          <wp:inline distT="0" distB="0" distL="0" distR="0" wp14:anchorId="085B2342" wp14:editId="071A223B">
+            <wp:extent cx="5943600" cy="2909570"/>
+            <wp:effectExtent l="0" t="0" r="0" b="5080"/>
+            <wp:docPr id="9" name="Picture 9"/>
             <wp:cNvGraphicFramePr>
               <a:graphicFrameLocks xmlns:a="http://schemas.openxmlformats.org/drawingml/2006/main" noChangeAspect="1"/>
             </wp:cNvGraphicFramePr>
@@ -891,7 +916,7 @@
                   <pic:spPr>
                     <a:xfrm>
                       <a:off x="0" y="0"/>
-                      <a:ext cx="5943600" cy="1207135"/>
+                      <a:ext cx="5943600" cy="2909570"/>
                     </a:xfrm>
                     <a:prstGeom prst="rect">
                       <a:avLst/>
@@ -904,19 +929,13 @@
         </w:drawing>
       </w:r>
     </w:p>
-    <w:p/>
-    <w:p/>
-    <w:p/>
-    <w:p>
-      <w:r>
-        <w:rPr>
-          <w:noProof/>
-        </w:rPr>
+    <w:p>
+      <w:r>
         <w:drawing>
-          <wp:inline distT="0" distB="0" distL="0" distR="0" wp14:anchorId="1206424A" wp14:editId="4DB11516">
-            <wp:extent cx="5943600" cy="2708275"/>
-            <wp:effectExtent l="0" t="0" r="0" b="0"/>
-            <wp:docPr id="6" name="Picture 6"/>
+          <wp:inline distT="0" distB="0" distL="0" distR="0" wp14:anchorId="67ACEB0F" wp14:editId="7D17420E">
+            <wp:extent cx="5943600" cy="3157855"/>
+            <wp:effectExtent l="0" t="0" r="0" b="4445"/>
+            <wp:docPr id="10" name="Picture 10"/>
             <wp:cNvGraphicFramePr>
               <a:graphicFrameLocks xmlns:a="http://schemas.openxmlformats.org/drawingml/2006/main" noChangeAspect="1"/>
             </wp:cNvGraphicFramePr>
@@ -936,6 +955,136 @@
                   <pic:spPr>
                     <a:xfrm>
                       <a:off x="0" y="0"/>
+                      <a:ext cx="5943600" cy="3157855"/>
+                    </a:xfrm>
+                    <a:prstGeom prst="rect">
+                      <a:avLst/>
+                    </a:prstGeom>
+                  </pic:spPr>
+                </pic:pic>
+              </a:graphicData>
+            </a:graphic>
+          </wp:inline>
+        </w:drawing>
+      </w:r>
+    </w:p>
+    <w:p>
+      <w:r>
+        <w:rPr>
+          <w:noProof/>
+        </w:rPr>
+        <w:lastRenderedPageBreak/>
+        <w:drawing>
+          <wp:inline distT="0" distB="0" distL="0" distR="0" wp14:anchorId="053B1933" wp14:editId="111B64AE">
+            <wp:extent cx="5943600" cy="2910840"/>
+            <wp:effectExtent l="0" t="0" r="0" b="3810"/>
+            <wp:docPr id="5" name="Picture 5"/>
+            <wp:cNvGraphicFramePr>
+              <a:graphicFrameLocks xmlns:a="http://schemas.openxmlformats.org/drawingml/2006/main" noChangeAspect="1"/>
+            </wp:cNvGraphicFramePr>
+            <a:graphic xmlns:a="http://schemas.openxmlformats.org/drawingml/2006/main">
+              <a:graphicData uri="http://schemas.openxmlformats.org/drawingml/2006/picture">
+                <pic:pic xmlns:pic="http://schemas.openxmlformats.org/drawingml/2006/picture">
+                  <pic:nvPicPr>
+                    <pic:cNvPr id="1" name=""/>
+                    <pic:cNvPicPr/>
+                  </pic:nvPicPr>
+                  <pic:blipFill>
+                    <a:blip r:embed="rId11"/>
+                    <a:stretch>
+                      <a:fillRect/>
+                    </a:stretch>
+                  </pic:blipFill>
+                  <pic:spPr>
+                    <a:xfrm>
+                      <a:off x="0" y="0"/>
+                      <a:ext cx="5943600" cy="2910840"/>
+                    </a:xfrm>
+                    <a:prstGeom prst="rect">
+                      <a:avLst/>
+                    </a:prstGeom>
+                  </pic:spPr>
+                </pic:pic>
+              </a:graphicData>
+            </a:graphic>
+          </wp:inline>
+        </w:drawing>
+      </w:r>
+    </w:p>
+    <w:p>
+      <w:r>
+        <w:rPr>
+          <w:noProof/>
+        </w:rPr>
+        <w:drawing>
+          <wp:inline distT="0" distB="0" distL="0" distR="0" wp14:anchorId="77742CED" wp14:editId="772D21D7">
+            <wp:extent cx="5943600" cy="1207135"/>
+            <wp:effectExtent l="0" t="0" r="0" b="0"/>
+            <wp:docPr id="7" name="Picture 7"/>
+            <wp:cNvGraphicFramePr>
+              <a:graphicFrameLocks xmlns:a="http://schemas.openxmlformats.org/drawingml/2006/main" noChangeAspect="1"/>
+            </wp:cNvGraphicFramePr>
+            <a:graphic xmlns:a="http://schemas.openxmlformats.org/drawingml/2006/main">
+              <a:graphicData uri="http://schemas.openxmlformats.org/drawingml/2006/picture">
+                <pic:pic xmlns:pic="http://schemas.openxmlformats.org/drawingml/2006/picture">
+                  <pic:nvPicPr>
+                    <pic:cNvPr id="1" name=""/>
+                    <pic:cNvPicPr/>
+                  </pic:nvPicPr>
+                  <pic:blipFill>
+                    <a:blip r:embed="rId12"/>
+                    <a:stretch>
+                      <a:fillRect/>
+                    </a:stretch>
+                  </pic:blipFill>
+                  <pic:spPr>
+                    <a:xfrm>
+                      <a:off x="0" y="0"/>
+                      <a:ext cx="5943600" cy="1207135"/>
+                    </a:xfrm>
+                    <a:prstGeom prst="rect">
+                      <a:avLst/>
+                    </a:prstGeom>
+                  </pic:spPr>
+                </pic:pic>
+              </a:graphicData>
+            </a:graphic>
+          </wp:inline>
+        </w:drawing>
+      </w:r>
+    </w:p>
+    <w:p/>
+    <w:p/>
+    <w:p/>
+    <w:p>
+      <w:r>
+        <w:rPr>
+          <w:noProof/>
+        </w:rPr>
+        <w:drawing>
+          <wp:inline distT="0" distB="0" distL="0" distR="0" wp14:anchorId="1206424A" wp14:editId="4DB11516">
+            <wp:extent cx="5943600" cy="2708275"/>
+            <wp:effectExtent l="0" t="0" r="0" b="0"/>
+            <wp:docPr id="6" name="Picture 6"/>
+            <wp:cNvGraphicFramePr>
+              <a:graphicFrameLocks xmlns:a="http://schemas.openxmlformats.org/drawingml/2006/main" noChangeAspect="1"/>
+            </wp:cNvGraphicFramePr>
+            <a:graphic xmlns:a="http://schemas.openxmlformats.org/drawingml/2006/main">
+              <a:graphicData uri="http://schemas.openxmlformats.org/drawingml/2006/picture">
+                <pic:pic xmlns:pic="http://schemas.openxmlformats.org/drawingml/2006/picture">
+                  <pic:nvPicPr>
+                    <pic:cNvPr id="1" name=""/>
+                    <pic:cNvPicPr/>
+                  </pic:nvPicPr>
+                  <pic:blipFill>
+                    <a:blip r:embed="rId13"/>
+                    <a:stretch>
+                      <a:fillRect/>
+                    </a:stretch>
+                  </pic:blipFill>
+                  <pic:spPr>
+                    <a:xfrm>
+                      <a:off x="0" y="0"/>
                       <a:ext cx="5943600" cy="2708275"/>
                     </a:xfrm>
                     <a:prstGeom prst="rect">
@@ -970,6 +1119,7 @@
           <w:sz w:val="20"/>
           <w:szCs w:val="20"/>
         </w:rPr>
+        <w:lastRenderedPageBreak/>
         <w:t>public</w:t>
       </w:r>
       <w:r>
@@ -1768,6 +1918,7 @@
       <w:pPr>
         <w:shd w:val="clear" w:color="auto" w:fill="FFFFFF"/>
         <w:spacing w:after="0" w:line="240" w:lineRule="auto"/>
+        <w:ind w:left="1440"/>
         <w:rPr>
           <w:rFonts w:ascii="Consolas" w:eastAsia="Times New Roman" w:hAnsi="Consolas" w:cs="Times New Roman"/>
           <w:color w:val="000000"/>
@@ -1820,6 +1971,15 @@
         </w:rPr>
         <w:tab/>
         <w:t xml:space="preserve">   </w:t>
+      </w:r>
+      <w:r>
+        <w:rPr>
+          <w:rFonts w:ascii="Consolas" w:eastAsia="Times New Roman" w:hAnsi="Consolas" w:cs="Times New Roman"/>
+          <w:color w:val="000000"/>
+          <w:sz w:val="20"/>
+          <w:szCs w:val="20"/>
+        </w:rPr>
+        <w:t xml:space="preserve">      </w:t>
       </w:r>
       <w:r>
         <w:rPr>

--- a/Java/Theory/stream api.docx
+++ b/Java/Theory/stream api.docx
@@ -749,6 +749,9 @@
     </w:p>
     <w:p>
       <w:r>
+        <w:rPr>
+          <w:noProof/>
+        </w:rPr>
         <w:drawing>
           <wp:inline distT="0" distB="0" distL="0" distR="0" wp14:anchorId="3836AE97" wp14:editId="5CB561E5">
             <wp:extent cx="5943600" cy="1794510"/>
@@ -892,6 +895,9 @@
     </w:p>
     <w:p>
       <w:r>
+        <w:rPr>
+          <w:noProof/>
+        </w:rPr>
         <w:drawing>
           <wp:inline distT="0" distB="0" distL="0" distR="0" wp14:anchorId="085B2342" wp14:editId="071A223B">
             <wp:extent cx="5943600" cy="2909570"/>
@@ -931,6 +937,9 @@
     </w:p>
     <w:p>
       <w:r>
+        <w:rPr>
+          <w:noProof/>
+        </w:rPr>
         <w:drawing>
           <wp:inline distT="0" distB="0" distL="0" distR="0" wp14:anchorId="67ACEB0F" wp14:editId="7D17420E">
             <wp:extent cx="5943600" cy="3157855"/>
@@ -2439,7 +2448,110 @@
         <w:t>}</w:t>
       </w:r>
     </w:p>
-    <w:p/>
+    <w:p>
+      <w:pPr>
+        <w:shd w:val="clear" w:color="auto" w:fill="FFFFFF"/>
+        <w:spacing w:after="0" w:line="240" w:lineRule="auto"/>
+        <w:rPr>
+          <w:rFonts w:ascii="Consolas" w:eastAsia="Times New Roman" w:hAnsi="Consolas" w:cs="Times New Roman"/>
+          <w:color w:val="000000"/>
+          <w:sz w:val="20"/>
+          <w:szCs w:val="20"/>
+        </w:rPr>
+      </w:pPr>
+      <w:r>
+        <w:rPr>
+          <w:rFonts w:ascii="Consolas" w:eastAsia="Times New Roman" w:hAnsi="Consolas" w:cs="Times New Roman"/>
+          <w:color w:val="000000"/>
+          <w:sz w:val="20"/>
+          <w:szCs w:val="20"/>
+        </w:rPr>
+        <w:t xml:space="preserve">Xóa kiểu int nha </w:t>
+      </w:r>
+    </w:p>
+    <w:p>
+      <w:r>
+        <w:drawing>
+          <wp:inline distT="0" distB="0" distL="0" distR="0" wp14:anchorId="690B5C4C" wp14:editId="354CC200">
+            <wp:extent cx="5943600" cy="2271395"/>
+            <wp:effectExtent l="0" t="0" r="0" b="0"/>
+            <wp:docPr id="11" name="Picture 11"/>
+            <wp:cNvGraphicFramePr>
+              <a:graphicFrameLocks xmlns:a="http://schemas.openxmlformats.org/drawingml/2006/main" noChangeAspect="1"/>
+            </wp:cNvGraphicFramePr>
+            <a:graphic xmlns:a="http://schemas.openxmlformats.org/drawingml/2006/main">
+              <a:graphicData uri="http://schemas.openxmlformats.org/drawingml/2006/picture">
+                <pic:pic xmlns:pic="http://schemas.openxmlformats.org/drawingml/2006/picture">
+                  <pic:nvPicPr>
+                    <pic:cNvPr id="1" name=""/>
+                    <pic:cNvPicPr/>
+                  </pic:nvPicPr>
+                  <pic:blipFill>
+                    <a:blip r:embed="rId14"/>
+                    <a:stretch>
+                      <a:fillRect/>
+                    </a:stretch>
+                  </pic:blipFill>
+                  <pic:spPr>
+                    <a:xfrm>
+                      <a:off x="0" y="0"/>
+                      <a:ext cx="5943600" cy="2271395"/>
+                    </a:xfrm>
+                    <a:prstGeom prst="rect">
+                      <a:avLst/>
+                    </a:prstGeom>
+                  </pic:spPr>
+                </pic:pic>
+              </a:graphicData>
+            </a:graphic>
+          </wp:inline>
+        </w:drawing>
+      </w:r>
+    </w:p>
+    <w:p>
+      <w:r>
+        <w:t>Xóa kiểu string</w:t>
+      </w:r>
+    </w:p>
+    <w:p>
+      <w:r>
+        <w:drawing>
+          <wp:inline distT="0" distB="0" distL="0" distR="0" wp14:anchorId="0FB4184A" wp14:editId="0F5CDB3C">
+            <wp:extent cx="5943600" cy="1384300"/>
+            <wp:effectExtent l="0" t="0" r="0" b="6350"/>
+            <wp:docPr id="12" name="Picture 12"/>
+            <wp:cNvGraphicFramePr>
+              <a:graphicFrameLocks xmlns:a="http://schemas.openxmlformats.org/drawingml/2006/main" noChangeAspect="1"/>
+            </wp:cNvGraphicFramePr>
+            <a:graphic xmlns:a="http://schemas.openxmlformats.org/drawingml/2006/main">
+              <a:graphicData uri="http://schemas.openxmlformats.org/drawingml/2006/picture">
+                <pic:pic xmlns:pic="http://schemas.openxmlformats.org/drawingml/2006/picture">
+                  <pic:nvPicPr>
+                    <pic:cNvPr id="1" name=""/>
+                    <pic:cNvPicPr/>
+                  </pic:nvPicPr>
+                  <pic:blipFill>
+                    <a:blip r:embed="rId15"/>
+                    <a:stretch>
+                      <a:fillRect/>
+                    </a:stretch>
+                  </pic:blipFill>
+                  <pic:spPr>
+                    <a:xfrm>
+                      <a:off x="0" y="0"/>
+                      <a:ext cx="5943600" cy="1384300"/>
+                    </a:xfrm>
+                    <a:prstGeom prst="rect">
+                      <a:avLst/>
+                    </a:prstGeom>
+                  </pic:spPr>
+                </pic:pic>
+              </a:graphicData>
+            </a:graphic>
+          </wp:inline>
+        </w:drawing>
+      </w:r>
+    </w:p>
     <w:sectPr>
       <w:pgSz w:w="12240" w:h="15840"/>
       <w:pgMar w:top="1440" w:right="1440" w:bottom="1440" w:left="1440" w:header="720" w:footer="720" w:gutter="0"/>

--- a/Java/Theory/stream api.docx
+++ b/Java/Theory/stream api.docx
@@ -648,23 +648,14 @@
         <w:t>}</w:t>
       </w:r>
     </w:p>
-    <w:p/>
-    <w:p/>
-    <w:p/>
-    <w:p/>
-    <w:p/>
-    <w:p/>
-    <w:p/>
-    <w:p>
-      <w:r>
-        <w:rPr>
-          <w:noProof/>
-        </w:rPr>
+    <w:p>
+      <w:r>
+        <w:lastRenderedPageBreak/>
         <w:drawing>
-          <wp:inline distT="0" distB="0" distL="0" distR="0" wp14:anchorId="2BBC6C79" wp14:editId="63A13E6A">
-            <wp:extent cx="5943600" cy="3204210"/>
-            <wp:effectExtent l="0" t="0" r="0" b="0"/>
-            <wp:docPr id="1" name="Picture 1"/>
+          <wp:inline distT="0" distB="0" distL="0" distR="0" wp14:anchorId="0C8E7389" wp14:editId="7543DD98">
+            <wp:extent cx="5943600" cy="2566035"/>
+            <wp:effectExtent l="0" t="0" r="0" b="5715"/>
+            <wp:docPr id="13" name="Picture 13"/>
             <wp:cNvGraphicFramePr>
               <a:graphicFrameLocks xmlns:a="http://schemas.openxmlformats.org/drawingml/2006/main" noChangeAspect="1"/>
             </wp:cNvGraphicFramePr>
@@ -684,7 +675,7 @@
                   <pic:spPr>
                     <a:xfrm>
                       <a:off x="0" y="0"/>
-                      <a:ext cx="5943600" cy="3204210"/>
+                      <a:ext cx="5943600" cy="2566035"/>
                     </a:xfrm>
                     <a:prstGeom prst="rect">
                       <a:avLst/>
@@ -696,15 +687,25 @@
           </wp:inline>
         </w:drawing>
       </w:r>
+    </w:p>
+    <w:p/>
+    <w:p/>
+    <w:p/>
+    <w:p/>
+    <w:p/>
+    <w:p/>
+    <w:p/>
+    <w:p>
       <w:r>
         <w:rPr>
           <w:noProof/>
         </w:rPr>
+        <w:lastRenderedPageBreak/>
         <w:drawing>
-          <wp:inline distT="0" distB="0" distL="0" distR="0" wp14:anchorId="3FD800B6" wp14:editId="5CA00A73">
-            <wp:extent cx="5943600" cy="3761740"/>
+          <wp:inline distT="0" distB="0" distL="0" distR="0" wp14:anchorId="2BBC6C79" wp14:editId="63A13E6A">
+            <wp:extent cx="5943600" cy="3204210"/>
             <wp:effectExtent l="0" t="0" r="0" b="0"/>
-            <wp:docPr id="2" name="Picture 2"/>
+            <wp:docPr id="1" name="Picture 1"/>
             <wp:cNvGraphicFramePr>
               <a:graphicFrameLocks xmlns:a="http://schemas.openxmlformats.org/drawingml/2006/main" noChangeAspect="1"/>
             </wp:cNvGraphicFramePr>
@@ -724,7 +725,7 @@
                   <pic:spPr>
                     <a:xfrm>
                       <a:off x="0" y="0"/>
-                      <a:ext cx="5943600" cy="3761740"/>
+                      <a:ext cx="5943600" cy="3204210"/>
                     </a:xfrm>
                     <a:prstGeom prst="rect">
                       <a:avLst/>
@@ -737,26 +738,14 @@
         </w:drawing>
       </w:r>
       <w:r>
-        <w:t>\</w:t>
-      </w:r>
-    </w:p>
-    <w:p/>
-    <w:p>
-      <w:r>
-        <w:lastRenderedPageBreak/>
-        <w:t>Lấy th đứng đầu nha</w:t>
-      </w:r>
-    </w:p>
-    <w:p>
-      <w:r>
         <w:rPr>
           <w:noProof/>
         </w:rPr>
         <w:drawing>
-          <wp:inline distT="0" distB="0" distL="0" distR="0" wp14:anchorId="3836AE97" wp14:editId="5CB561E5">
-            <wp:extent cx="5943600" cy="1794510"/>
+          <wp:inline distT="0" distB="0" distL="0" distR="0" wp14:anchorId="3FD800B6" wp14:editId="5CA00A73">
+            <wp:extent cx="5943600" cy="3761740"/>
             <wp:effectExtent l="0" t="0" r="0" b="0"/>
-            <wp:docPr id="8" name="Picture 8"/>
+            <wp:docPr id="2" name="Picture 2"/>
             <wp:cNvGraphicFramePr>
               <a:graphicFrameLocks xmlns:a="http://schemas.openxmlformats.org/drawingml/2006/main" noChangeAspect="1"/>
             </wp:cNvGraphicFramePr>
@@ -776,7 +765,7 @@
                   <pic:spPr>
                     <a:xfrm>
                       <a:off x="0" y="0"/>
-                      <a:ext cx="5943600" cy="1794510"/>
+                      <a:ext cx="5943600" cy="3761740"/>
                     </a:xfrm>
                     <a:prstGeom prst="rect">
                       <a:avLst/>
@@ -788,22 +777,27 @@
           </wp:inline>
         </w:drawing>
       </w:r>
+      <w:r>
+        <w:t>\</w:t>
+      </w:r>
     </w:p>
     <w:p/>
-    <w:p/>
-    <w:p/>
-    <w:p/>
-    <w:p/>
+    <w:p>
+      <w:r>
+        <w:t>Lấy th đứng đầu nha</w:t>
+      </w:r>
+    </w:p>
     <w:p>
       <w:r>
         <w:rPr>
           <w:noProof/>
         </w:rPr>
+        <w:lastRenderedPageBreak/>
         <w:drawing>
-          <wp:inline distT="0" distB="0" distL="0" distR="0" wp14:anchorId="02BDD0CC" wp14:editId="46FFCE9E">
-            <wp:extent cx="5943600" cy="1382395"/>
-            <wp:effectExtent l="0" t="0" r="0" b="8255"/>
-            <wp:docPr id="3" name="Picture 3"/>
+          <wp:inline distT="0" distB="0" distL="0" distR="0" wp14:anchorId="3836AE97" wp14:editId="5CB561E5">
+            <wp:extent cx="5943600" cy="1794510"/>
+            <wp:effectExtent l="0" t="0" r="0" b="0"/>
+            <wp:docPr id="8" name="Picture 8"/>
             <wp:cNvGraphicFramePr>
               <a:graphicFrameLocks xmlns:a="http://schemas.openxmlformats.org/drawingml/2006/main" noChangeAspect="1"/>
             </wp:cNvGraphicFramePr>
@@ -823,7 +817,7 @@
                   <pic:spPr>
                     <a:xfrm>
                       <a:off x="0" y="0"/>
-                      <a:ext cx="5943600" cy="1382395"/>
+                      <a:ext cx="5943600" cy="1794510"/>
                     </a:xfrm>
                     <a:prstGeom prst="rect">
                       <a:avLst/>
@@ -836,16 +830,21 @@
         </w:drawing>
       </w:r>
     </w:p>
+    <w:p/>
+    <w:p/>
+    <w:p/>
+    <w:p/>
+    <w:p/>
     <w:p>
       <w:r>
         <w:rPr>
           <w:noProof/>
         </w:rPr>
         <w:drawing>
-          <wp:inline distT="0" distB="0" distL="0" distR="0" wp14:anchorId="5EA65931" wp14:editId="2EB89CD2">
-            <wp:extent cx="5943600" cy="1367155"/>
-            <wp:effectExtent l="0" t="0" r="0" b="4445"/>
-            <wp:docPr id="4" name="Picture 4"/>
+          <wp:inline distT="0" distB="0" distL="0" distR="0" wp14:anchorId="02BDD0CC" wp14:editId="46FFCE9E">
+            <wp:extent cx="5943600" cy="1382395"/>
+            <wp:effectExtent l="0" t="0" r="0" b="8255"/>
+            <wp:docPr id="3" name="Picture 3"/>
             <wp:cNvGraphicFramePr>
               <a:graphicFrameLocks xmlns:a="http://schemas.openxmlformats.org/drawingml/2006/main" noChangeAspect="1"/>
             </wp:cNvGraphicFramePr>
@@ -865,7 +864,7 @@
                   <pic:spPr>
                     <a:xfrm>
                       <a:off x="0" y="0"/>
-                      <a:ext cx="5943600" cy="1367155"/>
+                      <a:ext cx="5943600" cy="1382395"/>
                     </a:xfrm>
                     <a:prstGeom prst="rect">
                       <a:avLst/>
@@ -878,31 +877,16 @@
         </w:drawing>
       </w:r>
     </w:p>
-    <w:p/>
-    <w:p/>
-    <w:p/>
-    <w:p/>
-    <w:p>
-      <w:r>
-        <w:br/>
-      </w:r>
-    </w:p>
-    <w:p/>
-    <w:p>
-      <w:r>
-        <w:t>Cái ni là ví dụ có top 10 thì lấy th đầu tiên nếu  nhứ 10 đứa bằng nhau kiểu sắp xếp á</w:t>
-      </w:r>
-    </w:p>
     <w:p>
       <w:r>
         <w:rPr>
           <w:noProof/>
         </w:rPr>
         <w:drawing>
-          <wp:inline distT="0" distB="0" distL="0" distR="0" wp14:anchorId="085B2342" wp14:editId="071A223B">
-            <wp:extent cx="5943600" cy="2909570"/>
-            <wp:effectExtent l="0" t="0" r="0" b="5080"/>
-            <wp:docPr id="9" name="Picture 9"/>
+          <wp:inline distT="0" distB="0" distL="0" distR="0" wp14:anchorId="5EA65931" wp14:editId="2EB89CD2">
+            <wp:extent cx="5943600" cy="1367155"/>
+            <wp:effectExtent l="0" t="0" r="0" b="4445"/>
+            <wp:docPr id="4" name="Picture 4"/>
             <wp:cNvGraphicFramePr>
               <a:graphicFrameLocks xmlns:a="http://schemas.openxmlformats.org/drawingml/2006/main" noChangeAspect="1"/>
             </wp:cNvGraphicFramePr>
@@ -922,7 +906,7 @@
                   <pic:spPr>
                     <a:xfrm>
                       <a:off x="0" y="0"/>
-                      <a:ext cx="5943600" cy="2909570"/>
+                      <a:ext cx="5943600" cy="1367155"/>
                     </a:xfrm>
                     <a:prstGeom prst="rect">
                       <a:avLst/>
@@ -935,16 +919,32 @@
         </w:drawing>
       </w:r>
     </w:p>
+    <w:p/>
+    <w:p/>
+    <w:p/>
+    <w:p/>
+    <w:p>
+      <w:r>
+        <w:br/>
+      </w:r>
+    </w:p>
+    <w:p/>
+    <w:p>
+      <w:r>
+        <w:lastRenderedPageBreak/>
+        <w:t>Cái ni là ví dụ có top 10 thì lấy th đầu tiên nếu  nhứ 10 đứa bằng nhau kiểu sắp xếp á</w:t>
+      </w:r>
+    </w:p>
     <w:p>
       <w:r>
         <w:rPr>
           <w:noProof/>
         </w:rPr>
         <w:drawing>
-          <wp:inline distT="0" distB="0" distL="0" distR="0" wp14:anchorId="67ACEB0F" wp14:editId="7D17420E">
-            <wp:extent cx="5943600" cy="3157855"/>
-            <wp:effectExtent l="0" t="0" r="0" b="4445"/>
-            <wp:docPr id="10" name="Picture 10"/>
+          <wp:inline distT="0" distB="0" distL="0" distR="0" wp14:anchorId="085B2342" wp14:editId="071A223B">
+            <wp:extent cx="5943600" cy="2909570"/>
+            <wp:effectExtent l="0" t="0" r="0" b="5080"/>
+            <wp:docPr id="9" name="Picture 9"/>
             <wp:cNvGraphicFramePr>
               <a:graphicFrameLocks xmlns:a="http://schemas.openxmlformats.org/drawingml/2006/main" noChangeAspect="1"/>
             </wp:cNvGraphicFramePr>
@@ -964,7 +964,7 @@
                   <pic:spPr>
                     <a:xfrm>
                       <a:off x="0" y="0"/>
-                      <a:ext cx="5943600" cy="3157855"/>
+                      <a:ext cx="5943600" cy="2909570"/>
                     </a:xfrm>
                     <a:prstGeom prst="rect">
                       <a:avLst/>
@@ -982,12 +982,11 @@
         <w:rPr>
           <w:noProof/>
         </w:rPr>
-        <w:lastRenderedPageBreak/>
         <w:drawing>
-          <wp:inline distT="0" distB="0" distL="0" distR="0" wp14:anchorId="053B1933" wp14:editId="111B64AE">
-            <wp:extent cx="5943600" cy="2910840"/>
-            <wp:effectExtent l="0" t="0" r="0" b="3810"/>
-            <wp:docPr id="5" name="Picture 5"/>
+          <wp:inline distT="0" distB="0" distL="0" distR="0" wp14:anchorId="67ACEB0F" wp14:editId="7D17420E">
+            <wp:extent cx="5943600" cy="3157855"/>
+            <wp:effectExtent l="0" t="0" r="0" b="4445"/>
+            <wp:docPr id="10" name="Picture 10"/>
             <wp:cNvGraphicFramePr>
               <a:graphicFrameLocks xmlns:a="http://schemas.openxmlformats.org/drawingml/2006/main" noChangeAspect="1"/>
             </wp:cNvGraphicFramePr>
@@ -1007,7 +1006,7 @@
                   <pic:spPr>
                     <a:xfrm>
                       <a:off x="0" y="0"/>
-                      <a:ext cx="5943600" cy="2910840"/>
+                      <a:ext cx="5943600" cy="3157855"/>
                     </a:xfrm>
                     <a:prstGeom prst="rect">
                       <a:avLst/>
@@ -1025,11 +1024,12 @@
         <w:rPr>
           <w:noProof/>
         </w:rPr>
+        <w:lastRenderedPageBreak/>
         <w:drawing>
-          <wp:inline distT="0" distB="0" distL="0" distR="0" wp14:anchorId="77742CED" wp14:editId="772D21D7">
-            <wp:extent cx="5943600" cy="1207135"/>
-            <wp:effectExtent l="0" t="0" r="0" b="0"/>
-            <wp:docPr id="7" name="Picture 7"/>
+          <wp:inline distT="0" distB="0" distL="0" distR="0" wp14:anchorId="053B1933" wp14:editId="111B64AE">
+            <wp:extent cx="5943600" cy="2910840"/>
+            <wp:effectExtent l="0" t="0" r="0" b="3810"/>
+            <wp:docPr id="5" name="Picture 5"/>
             <wp:cNvGraphicFramePr>
               <a:graphicFrameLocks xmlns:a="http://schemas.openxmlformats.org/drawingml/2006/main" noChangeAspect="1"/>
             </wp:cNvGraphicFramePr>
@@ -1049,7 +1049,7 @@
                   <pic:spPr>
                     <a:xfrm>
                       <a:off x="0" y="0"/>
-                      <a:ext cx="5943600" cy="1207135"/>
+                      <a:ext cx="5943600" cy="2910840"/>
                     </a:xfrm>
                     <a:prstGeom prst="rect">
                       <a:avLst/>
@@ -1062,19 +1062,16 @@
         </w:drawing>
       </w:r>
     </w:p>
-    <w:p/>
-    <w:p/>
-    <w:p/>
     <w:p>
       <w:r>
         <w:rPr>
           <w:noProof/>
         </w:rPr>
         <w:drawing>
-          <wp:inline distT="0" distB="0" distL="0" distR="0" wp14:anchorId="1206424A" wp14:editId="4DB11516">
-            <wp:extent cx="5943600" cy="2708275"/>
+          <wp:inline distT="0" distB="0" distL="0" distR="0" wp14:anchorId="77742CED" wp14:editId="772D21D7">
+            <wp:extent cx="5943600" cy="1207135"/>
             <wp:effectExtent l="0" t="0" r="0" b="0"/>
-            <wp:docPr id="6" name="Picture 6"/>
+            <wp:docPr id="7" name="Picture 7"/>
             <wp:cNvGraphicFramePr>
               <a:graphicFrameLocks xmlns:a="http://schemas.openxmlformats.org/drawingml/2006/main" noChangeAspect="1"/>
             </wp:cNvGraphicFramePr>
@@ -1094,7 +1091,7 @@
                   <pic:spPr>
                     <a:xfrm>
                       <a:off x="0" y="0"/>
-                      <a:ext cx="5943600" cy="2708275"/>
+                      <a:ext cx="5943600" cy="1207135"/>
                     </a:xfrm>
                     <a:prstGeom prst="rect">
                       <a:avLst/>
@@ -1108,1374 +1105,18 @@
       </w:r>
     </w:p>
     <w:p/>
-    <w:p>
-      <w:pPr>
-        <w:shd w:val="clear" w:color="auto" w:fill="FFFFFF"/>
-        <w:spacing w:after="0" w:line="240" w:lineRule="auto"/>
-        <w:rPr>
-          <w:rFonts w:ascii="Consolas" w:eastAsia="Times New Roman" w:hAnsi="Consolas" w:cs="Times New Roman"/>
-          <w:color w:val="000000"/>
-          <w:sz w:val="20"/>
-          <w:szCs w:val="20"/>
-        </w:rPr>
-      </w:pPr>
-      <w:r>
-        <w:rPr>
-          <w:rFonts w:ascii="Consolas" w:eastAsia="Times New Roman" w:hAnsi="Consolas" w:cs="Times New Roman"/>
-          <w:b/>
-          <w:bCs/>
-          <w:color w:val="7F0055"/>
-          <w:sz w:val="20"/>
-          <w:szCs w:val="20"/>
-        </w:rPr>
-        <w:lastRenderedPageBreak/>
-        <w:t>public</w:t>
-      </w:r>
-      <w:r>
-        <w:rPr>
-          <w:rFonts w:ascii="Consolas" w:eastAsia="Times New Roman" w:hAnsi="Consolas" w:cs="Times New Roman"/>
-          <w:color w:val="000000"/>
-          <w:sz w:val="20"/>
-          <w:szCs w:val="20"/>
-        </w:rPr>
-        <w:t xml:space="preserve"> </w:t>
-      </w:r>
-      <w:r>
-        <w:rPr>
-          <w:rFonts w:ascii="Consolas" w:eastAsia="Times New Roman" w:hAnsi="Consolas" w:cs="Times New Roman"/>
-          <w:b/>
-          <w:bCs/>
-          <w:color w:val="7F0055"/>
-          <w:sz w:val="20"/>
-          <w:szCs w:val="20"/>
-        </w:rPr>
-        <w:t>void</w:t>
-      </w:r>
-      <w:r>
-        <w:rPr>
-          <w:rFonts w:ascii="Consolas" w:eastAsia="Times New Roman" w:hAnsi="Consolas" w:cs="Times New Roman"/>
-          <w:color w:val="000000"/>
-          <w:sz w:val="20"/>
-          <w:szCs w:val="20"/>
-        </w:rPr>
-        <w:t xml:space="preserve"> danhsachsvtainoilienketdaotao(String </w:t>
-      </w:r>
-      <w:r>
-        <w:rPr>
-          <w:rFonts w:ascii="Consolas" w:eastAsia="Times New Roman" w:hAnsi="Consolas" w:cs="Times New Roman"/>
-          <w:color w:val="6A3E3E"/>
-          <w:sz w:val="20"/>
-          <w:szCs w:val="20"/>
-        </w:rPr>
-        <w:t>tenkhoa</w:t>
-      </w:r>
-      <w:r>
-        <w:rPr>
-          <w:rFonts w:ascii="Consolas" w:eastAsia="Times New Roman" w:hAnsi="Consolas" w:cs="Times New Roman"/>
-          <w:color w:val="000000"/>
-          <w:sz w:val="20"/>
-          <w:szCs w:val="20"/>
-        </w:rPr>
-        <w:t xml:space="preserve">,String </w:t>
-      </w:r>
-      <w:r>
-        <w:rPr>
-          <w:rFonts w:ascii="Consolas" w:eastAsia="Times New Roman" w:hAnsi="Consolas" w:cs="Times New Roman"/>
-          <w:color w:val="6A3E3E"/>
-          <w:sz w:val="20"/>
-          <w:szCs w:val="20"/>
-        </w:rPr>
-        <w:t>lienketdaotao</w:t>
-      </w:r>
-      <w:r>
-        <w:rPr>
-          <w:rFonts w:ascii="Consolas" w:eastAsia="Times New Roman" w:hAnsi="Consolas" w:cs="Times New Roman"/>
-          <w:color w:val="000000"/>
-          <w:sz w:val="20"/>
-          <w:szCs w:val="20"/>
-        </w:rPr>
-        <w:t>)</w:t>
-      </w:r>
-    </w:p>
-    <w:p>
-      <w:pPr>
-        <w:shd w:val="clear" w:color="auto" w:fill="FFFFFF"/>
-        <w:spacing w:after="0" w:line="240" w:lineRule="auto"/>
-        <w:rPr>
-          <w:rFonts w:ascii="Consolas" w:eastAsia="Times New Roman" w:hAnsi="Consolas" w:cs="Times New Roman"/>
-          <w:color w:val="000000"/>
-          <w:sz w:val="20"/>
-          <w:szCs w:val="20"/>
-        </w:rPr>
-      </w:pPr>
-      <w:r>
-        <w:rPr>
-          <w:rFonts w:ascii="Consolas" w:eastAsia="Times New Roman" w:hAnsi="Consolas" w:cs="Times New Roman"/>
-          <w:color w:val="000000"/>
-          <w:sz w:val="20"/>
-          <w:szCs w:val="20"/>
-        </w:rPr>
-        <w:tab/>
-        <w:t>{</w:t>
-      </w:r>
-    </w:p>
-    <w:p>
-      <w:pPr>
-        <w:shd w:val="clear" w:color="auto" w:fill="FFFFFF"/>
-        <w:spacing w:after="0" w:line="240" w:lineRule="auto"/>
-        <w:rPr>
-          <w:rFonts w:ascii="Consolas" w:eastAsia="Times New Roman" w:hAnsi="Consolas" w:cs="Times New Roman"/>
-          <w:color w:val="000000"/>
-          <w:sz w:val="20"/>
-          <w:szCs w:val="20"/>
-        </w:rPr>
-      </w:pPr>
-      <w:r>
-        <w:rPr>
-          <w:rFonts w:ascii="Consolas" w:eastAsia="Times New Roman" w:hAnsi="Consolas" w:cs="Times New Roman"/>
-          <w:color w:val="000000"/>
-          <w:sz w:val="20"/>
-          <w:szCs w:val="20"/>
-        </w:rPr>
-        <w:tab/>
-      </w:r>
-      <w:r>
-        <w:rPr>
-          <w:rFonts w:ascii="Consolas" w:eastAsia="Times New Roman" w:hAnsi="Consolas" w:cs="Times New Roman"/>
-          <w:color w:val="000000"/>
-          <w:sz w:val="20"/>
-          <w:szCs w:val="20"/>
-        </w:rPr>
-        <w:tab/>
-      </w:r>
-      <w:r>
-        <w:rPr>
-          <w:rFonts w:ascii="Consolas" w:eastAsia="Times New Roman" w:hAnsi="Consolas" w:cs="Times New Roman"/>
-          <w:b/>
-          <w:bCs/>
-          <w:color w:val="7F0055"/>
-          <w:sz w:val="20"/>
-          <w:szCs w:val="20"/>
-        </w:rPr>
-        <w:t>for</w:t>
-      </w:r>
-      <w:r>
-        <w:rPr>
-          <w:rFonts w:ascii="Consolas" w:eastAsia="Times New Roman" w:hAnsi="Consolas" w:cs="Times New Roman"/>
-          <w:color w:val="000000"/>
-          <w:sz w:val="20"/>
-          <w:szCs w:val="20"/>
-        </w:rPr>
-        <w:t xml:space="preserve">(Khoa </w:t>
-      </w:r>
-      <w:r>
-        <w:rPr>
-          <w:rFonts w:ascii="Consolas" w:eastAsia="Times New Roman" w:hAnsi="Consolas" w:cs="Times New Roman"/>
-          <w:color w:val="6A3E3E"/>
-          <w:sz w:val="20"/>
-          <w:szCs w:val="20"/>
-        </w:rPr>
-        <w:t>kh</w:t>
-      </w:r>
-      <w:r>
-        <w:rPr>
-          <w:rFonts w:ascii="Consolas" w:eastAsia="Times New Roman" w:hAnsi="Consolas" w:cs="Times New Roman"/>
-          <w:color w:val="000000"/>
-          <w:sz w:val="20"/>
-          <w:szCs w:val="20"/>
-        </w:rPr>
-        <w:t xml:space="preserve"> : </w:t>
-      </w:r>
-      <w:r>
-        <w:rPr>
-          <w:rFonts w:ascii="Consolas" w:eastAsia="Times New Roman" w:hAnsi="Consolas" w:cs="Times New Roman"/>
-          <w:color w:val="0000C0"/>
-          <w:sz w:val="20"/>
-          <w:szCs w:val="20"/>
-        </w:rPr>
-        <w:t>danhsachkhoa</w:t>
-      </w:r>
-      <w:r>
-        <w:rPr>
-          <w:rFonts w:ascii="Consolas" w:eastAsia="Times New Roman" w:hAnsi="Consolas" w:cs="Times New Roman"/>
-          <w:color w:val="000000"/>
-          <w:sz w:val="20"/>
-          <w:szCs w:val="20"/>
-        </w:rPr>
-        <w:t>)</w:t>
-      </w:r>
-    </w:p>
-    <w:p>
-      <w:pPr>
-        <w:shd w:val="clear" w:color="auto" w:fill="FFFFFF"/>
-        <w:spacing w:after="0" w:line="240" w:lineRule="auto"/>
-        <w:rPr>
-          <w:rFonts w:ascii="Consolas" w:eastAsia="Times New Roman" w:hAnsi="Consolas" w:cs="Times New Roman"/>
-          <w:color w:val="000000"/>
-          <w:sz w:val="20"/>
-          <w:szCs w:val="20"/>
-        </w:rPr>
-      </w:pPr>
-      <w:r>
-        <w:rPr>
-          <w:rFonts w:ascii="Consolas" w:eastAsia="Times New Roman" w:hAnsi="Consolas" w:cs="Times New Roman"/>
-          <w:color w:val="000000"/>
-          <w:sz w:val="20"/>
-          <w:szCs w:val="20"/>
-        </w:rPr>
-        <w:tab/>
-      </w:r>
-      <w:r>
-        <w:rPr>
-          <w:rFonts w:ascii="Consolas" w:eastAsia="Times New Roman" w:hAnsi="Consolas" w:cs="Times New Roman"/>
-          <w:color w:val="000000"/>
-          <w:sz w:val="20"/>
-          <w:szCs w:val="20"/>
-        </w:rPr>
-        <w:tab/>
-        <w:t>{</w:t>
-      </w:r>
-    </w:p>
-    <w:p>
-      <w:pPr>
-        <w:shd w:val="clear" w:color="auto" w:fill="FFFFFF"/>
-        <w:spacing w:after="0" w:line="240" w:lineRule="auto"/>
-        <w:rPr>
-          <w:rFonts w:ascii="Consolas" w:eastAsia="Times New Roman" w:hAnsi="Consolas" w:cs="Times New Roman"/>
-          <w:color w:val="000000"/>
-          <w:sz w:val="20"/>
-          <w:szCs w:val="20"/>
-        </w:rPr>
-      </w:pPr>
-      <w:r>
-        <w:rPr>
-          <w:rFonts w:ascii="Consolas" w:eastAsia="Times New Roman" w:hAnsi="Consolas" w:cs="Times New Roman"/>
-          <w:color w:val="000000"/>
-          <w:sz w:val="20"/>
-          <w:szCs w:val="20"/>
-        </w:rPr>
-        <w:tab/>
-      </w:r>
-      <w:r>
-        <w:rPr>
-          <w:rFonts w:ascii="Consolas" w:eastAsia="Times New Roman" w:hAnsi="Consolas" w:cs="Times New Roman"/>
-          <w:color w:val="000000"/>
-          <w:sz w:val="20"/>
-          <w:szCs w:val="20"/>
-        </w:rPr>
-        <w:tab/>
-      </w:r>
-      <w:r>
-        <w:rPr>
-          <w:rFonts w:ascii="Consolas" w:eastAsia="Times New Roman" w:hAnsi="Consolas" w:cs="Times New Roman"/>
-          <w:color w:val="000000"/>
-          <w:sz w:val="20"/>
-          <w:szCs w:val="20"/>
-        </w:rPr>
-        <w:tab/>
-      </w:r>
-      <w:r>
-        <w:rPr>
-          <w:rFonts w:ascii="Consolas" w:eastAsia="Times New Roman" w:hAnsi="Consolas" w:cs="Times New Roman"/>
-          <w:b/>
-          <w:bCs/>
-          <w:color w:val="7F0055"/>
-          <w:sz w:val="20"/>
-          <w:szCs w:val="20"/>
-        </w:rPr>
-        <w:t>if</w:t>
-      </w:r>
-      <w:r>
-        <w:rPr>
-          <w:rFonts w:ascii="Consolas" w:eastAsia="Times New Roman" w:hAnsi="Consolas" w:cs="Times New Roman"/>
-          <w:color w:val="000000"/>
-          <w:sz w:val="20"/>
-          <w:szCs w:val="20"/>
-        </w:rPr>
-        <w:t>(</w:t>
-      </w:r>
-      <w:r>
-        <w:rPr>
-          <w:rFonts w:ascii="Consolas" w:eastAsia="Times New Roman" w:hAnsi="Consolas" w:cs="Times New Roman"/>
-          <w:color w:val="6A3E3E"/>
-          <w:sz w:val="20"/>
-          <w:szCs w:val="20"/>
-        </w:rPr>
-        <w:t>kh</w:t>
-      </w:r>
-      <w:r>
-        <w:rPr>
-          <w:rFonts w:ascii="Consolas" w:eastAsia="Times New Roman" w:hAnsi="Consolas" w:cs="Times New Roman"/>
-          <w:color w:val="000000"/>
-          <w:sz w:val="20"/>
-          <w:szCs w:val="20"/>
-        </w:rPr>
-        <w:t>.getTenkhoa().equalsIgnoreCase(</w:t>
-      </w:r>
-      <w:r>
-        <w:rPr>
-          <w:rFonts w:ascii="Consolas" w:eastAsia="Times New Roman" w:hAnsi="Consolas" w:cs="Times New Roman"/>
-          <w:color w:val="6A3E3E"/>
-          <w:sz w:val="20"/>
-          <w:szCs w:val="20"/>
-        </w:rPr>
-        <w:t>tenkhoa</w:t>
-      </w:r>
-      <w:r>
-        <w:rPr>
-          <w:rFonts w:ascii="Consolas" w:eastAsia="Times New Roman" w:hAnsi="Consolas" w:cs="Times New Roman"/>
-          <w:color w:val="000000"/>
-          <w:sz w:val="20"/>
-          <w:szCs w:val="20"/>
-        </w:rPr>
-        <w:t>))</w:t>
-      </w:r>
-    </w:p>
-    <w:p>
-      <w:pPr>
-        <w:shd w:val="clear" w:color="auto" w:fill="FFFFFF"/>
-        <w:spacing w:after="0" w:line="240" w:lineRule="auto"/>
-        <w:rPr>
-          <w:rFonts w:ascii="Consolas" w:eastAsia="Times New Roman" w:hAnsi="Consolas" w:cs="Times New Roman"/>
-          <w:color w:val="000000"/>
-          <w:sz w:val="20"/>
-          <w:szCs w:val="20"/>
-        </w:rPr>
-      </w:pPr>
-      <w:r>
-        <w:rPr>
-          <w:rFonts w:ascii="Consolas" w:eastAsia="Times New Roman" w:hAnsi="Consolas" w:cs="Times New Roman"/>
-          <w:color w:val="000000"/>
-          <w:sz w:val="20"/>
-          <w:szCs w:val="20"/>
-        </w:rPr>
-        <w:tab/>
-      </w:r>
-      <w:r>
-        <w:rPr>
-          <w:rFonts w:ascii="Consolas" w:eastAsia="Times New Roman" w:hAnsi="Consolas" w:cs="Times New Roman"/>
-          <w:color w:val="000000"/>
-          <w:sz w:val="20"/>
-          <w:szCs w:val="20"/>
-        </w:rPr>
-        <w:tab/>
-      </w:r>
-      <w:r>
-        <w:rPr>
-          <w:rFonts w:ascii="Consolas" w:eastAsia="Times New Roman" w:hAnsi="Consolas" w:cs="Times New Roman"/>
-          <w:color w:val="000000"/>
-          <w:sz w:val="20"/>
-          <w:szCs w:val="20"/>
-        </w:rPr>
-        <w:tab/>
-        <w:t>{</w:t>
-      </w:r>
-    </w:p>
-    <w:p>
-      <w:pPr>
-        <w:shd w:val="clear" w:color="auto" w:fill="FFFFFF"/>
-        <w:spacing w:after="0" w:line="240" w:lineRule="auto"/>
-        <w:jc w:val="center"/>
-        <w:rPr>
-          <w:rFonts w:ascii="Consolas" w:eastAsia="Times New Roman" w:hAnsi="Consolas" w:cs="Times New Roman"/>
-          <w:color w:val="FF0000"/>
-          <w:sz w:val="20"/>
-          <w:szCs w:val="20"/>
-        </w:rPr>
-      </w:pPr>
-      <w:r>
-        <w:rPr>
-          <w:rFonts w:ascii="Consolas" w:eastAsia="Times New Roman" w:hAnsi="Consolas" w:cs="Times New Roman"/>
-          <w:color w:val="FF0000"/>
-          <w:sz w:val="20"/>
-          <w:szCs w:val="20"/>
-        </w:rPr>
-        <w:t>KHI MÀ LẤY DANH SÁCH CON CỦA CHA THÌ DÙNG CHA .GET NHA</w:t>
-      </w:r>
-    </w:p>
-    <w:p>
-      <w:pPr>
-        <w:shd w:val="clear" w:color="auto" w:fill="FFFFFF"/>
-        <w:spacing w:after="0" w:line="240" w:lineRule="auto"/>
-        <w:rPr>
-          <w:rFonts w:ascii="Consolas" w:eastAsia="Times New Roman" w:hAnsi="Consolas" w:cs="Times New Roman"/>
-          <w:color w:val="000000"/>
-          <w:sz w:val="20"/>
-          <w:szCs w:val="20"/>
-        </w:rPr>
-      </w:pPr>
-      <w:r>
-        <w:rPr>
-          <w:rFonts w:ascii="Consolas" w:eastAsia="Times New Roman" w:hAnsi="Consolas" w:cs="Times New Roman"/>
-          <w:color w:val="000000"/>
-          <w:sz w:val="20"/>
-          <w:szCs w:val="20"/>
-        </w:rPr>
-        <w:tab/>
-      </w:r>
-      <w:r>
-        <w:rPr>
-          <w:rFonts w:ascii="Consolas" w:eastAsia="Times New Roman" w:hAnsi="Consolas" w:cs="Times New Roman"/>
-          <w:color w:val="000000"/>
-          <w:sz w:val="20"/>
-          <w:szCs w:val="20"/>
-        </w:rPr>
-        <w:tab/>
-      </w:r>
-      <w:r>
-        <w:rPr>
-          <w:rFonts w:ascii="Consolas" w:eastAsia="Times New Roman" w:hAnsi="Consolas" w:cs="Times New Roman"/>
-          <w:color w:val="000000"/>
-          <w:sz w:val="20"/>
-          <w:szCs w:val="20"/>
-        </w:rPr>
-        <w:tab/>
-      </w:r>
-      <w:r>
-        <w:rPr>
-          <w:rFonts w:ascii="Consolas" w:eastAsia="Times New Roman" w:hAnsi="Consolas" w:cs="Times New Roman"/>
-          <w:color w:val="000000"/>
-          <w:sz w:val="20"/>
-          <w:szCs w:val="20"/>
-        </w:rPr>
-        <w:tab/>
-      </w:r>
-      <w:r>
-        <w:rPr>
-          <w:rFonts w:ascii="Consolas" w:eastAsia="Times New Roman" w:hAnsi="Consolas" w:cs="Times New Roman"/>
-          <w:b/>
-          <w:bCs/>
-          <w:color w:val="7F0055"/>
-          <w:sz w:val="20"/>
-          <w:szCs w:val="20"/>
-        </w:rPr>
-        <w:t>for</w:t>
-      </w:r>
-      <w:r>
-        <w:rPr>
-          <w:rFonts w:ascii="Consolas" w:eastAsia="Times New Roman" w:hAnsi="Consolas" w:cs="Times New Roman"/>
-          <w:color w:val="000000"/>
-          <w:sz w:val="20"/>
-          <w:szCs w:val="20"/>
-        </w:rPr>
-        <w:t xml:space="preserve">(SinhVien </w:t>
-      </w:r>
-      <w:r>
-        <w:rPr>
-          <w:rFonts w:ascii="Consolas" w:eastAsia="Times New Roman" w:hAnsi="Consolas" w:cs="Times New Roman"/>
-          <w:color w:val="6A3E3E"/>
-          <w:sz w:val="20"/>
-          <w:szCs w:val="20"/>
-        </w:rPr>
-        <w:t>sv</w:t>
-      </w:r>
-      <w:r>
-        <w:rPr>
-          <w:rFonts w:ascii="Consolas" w:eastAsia="Times New Roman" w:hAnsi="Consolas" w:cs="Times New Roman"/>
-          <w:color w:val="000000"/>
-          <w:sz w:val="20"/>
-          <w:szCs w:val="20"/>
-        </w:rPr>
-        <w:t xml:space="preserve"> : </w:t>
-      </w:r>
-      <w:r>
-        <w:rPr>
-          <w:rFonts w:ascii="Consolas" w:eastAsia="Times New Roman" w:hAnsi="Consolas" w:cs="Times New Roman"/>
-          <w:color w:val="FF0000"/>
-          <w:sz w:val="20"/>
-          <w:szCs w:val="20"/>
-        </w:rPr>
-        <w:t>kh.</w:t>
-      </w:r>
-      <w:r>
-        <w:rPr>
-          <w:rFonts w:ascii="Consolas" w:eastAsia="Times New Roman" w:hAnsi="Consolas" w:cs="Times New Roman"/>
-          <w:color w:val="FF0000"/>
-          <w:sz w:val="20"/>
-          <w:szCs w:val="20"/>
-          <w:shd w:val="clear" w:color="auto" w:fill="D4D4D4"/>
-        </w:rPr>
-        <w:t>getDanhsachsv</w:t>
-      </w:r>
-      <w:r>
-        <w:rPr>
-          <w:rFonts w:ascii="Consolas" w:eastAsia="Times New Roman" w:hAnsi="Consolas" w:cs="Times New Roman"/>
-          <w:color w:val="FF0000"/>
-          <w:sz w:val="20"/>
-          <w:szCs w:val="20"/>
-        </w:rPr>
-        <w:t>())</w:t>
-      </w:r>
-    </w:p>
-    <w:p>
-      <w:pPr>
-        <w:shd w:val="clear" w:color="auto" w:fill="FFFFFF"/>
-        <w:spacing w:after="0" w:line="240" w:lineRule="auto"/>
-        <w:rPr>
-          <w:rFonts w:ascii="Consolas" w:eastAsia="Times New Roman" w:hAnsi="Consolas" w:cs="Times New Roman"/>
-          <w:color w:val="000000"/>
-          <w:sz w:val="20"/>
-          <w:szCs w:val="20"/>
-        </w:rPr>
-      </w:pPr>
-      <w:r>
-        <w:rPr>
-          <w:rFonts w:ascii="Consolas" w:eastAsia="Times New Roman" w:hAnsi="Consolas" w:cs="Times New Roman"/>
-          <w:color w:val="000000"/>
-          <w:sz w:val="20"/>
-          <w:szCs w:val="20"/>
-        </w:rPr>
-        <w:tab/>
-      </w:r>
-      <w:r>
-        <w:rPr>
-          <w:rFonts w:ascii="Consolas" w:eastAsia="Times New Roman" w:hAnsi="Consolas" w:cs="Times New Roman"/>
-          <w:color w:val="000000"/>
-          <w:sz w:val="20"/>
-          <w:szCs w:val="20"/>
-        </w:rPr>
-        <w:tab/>
-      </w:r>
-      <w:r>
-        <w:rPr>
-          <w:rFonts w:ascii="Consolas" w:eastAsia="Times New Roman" w:hAnsi="Consolas" w:cs="Times New Roman"/>
-          <w:color w:val="000000"/>
-          <w:sz w:val="20"/>
-          <w:szCs w:val="20"/>
-        </w:rPr>
-        <w:tab/>
-      </w:r>
-      <w:r>
-        <w:rPr>
-          <w:rFonts w:ascii="Consolas" w:eastAsia="Times New Roman" w:hAnsi="Consolas" w:cs="Times New Roman"/>
-          <w:color w:val="000000"/>
-          <w:sz w:val="20"/>
-          <w:szCs w:val="20"/>
-        </w:rPr>
-        <w:tab/>
-        <w:t>{</w:t>
-      </w:r>
-    </w:p>
-    <w:p>
-      <w:pPr>
-        <w:shd w:val="clear" w:color="auto" w:fill="FFFFFF"/>
-        <w:spacing w:after="0" w:line="240" w:lineRule="auto"/>
-        <w:rPr>
-          <w:rFonts w:ascii="Consolas" w:eastAsia="Times New Roman" w:hAnsi="Consolas" w:cs="Times New Roman"/>
-          <w:color w:val="000000"/>
-          <w:sz w:val="20"/>
-          <w:szCs w:val="20"/>
-        </w:rPr>
-      </w:pPr>
-      <w:r>
-        <w:rPr>
-          <w:rFonts w:ascii="Consolas" w:eastAsia="Times New Roman" w:hAnsi="Consolas" w:cs="Times New Roman"/>
-          <w:color w:val="000000"/>
-          <w:sz w:val="20"/>
-          <w:szCs w:val="20"/>
-        </w:rPr>
-        <w:tab/>
-      </w:r>
-      <w:r>
-        <w:rPr>
-          <w:rFonts w:ascii="Consolas" w:eastAsia="Times New Roman" w:hAnsi="Consolas" w:cs="Times New Roman"/>
-          <w:color w:val="000000"/>
-          <w:sz w:val="20"/>
-          <w:szCs w:val="20"/>
-        </w:rPr>
-        <w:tab/>
-      </w:r>
-      <w:r>
-        <w:rPr>
-          <w:rFonts w:ascii="Consolas" w:eastAsia="Times New Roman" w:hAnsi="Consolas" w:cs="Times New Roman"/>
-          <w:color w:val="000000"/>
-          <w:sz w:val="20"/>
-          <w:szCs w:val="20"/>
-        </w:rPr>
-        <w:tab/>
-      </w:r>
-      <w:r>
-        <w:rPr>
-          <w:rFonts w:ascii="Consolas" w:eastAsia="Times New Roman" w:hAnsi="Consolas" w:cs="Times New Roman"/>
-          <w:color w:val="000000"/>
-          <w:sz w:val="20"/>
-          <w:szCs w:val="20"/>
-        </w:rPr>
-        <w:tab/>
-      </w:r>
-      <w:r>
-        <w:rPr>
-          <w:rFonts w:ascii="Consolas" w:eastAsia="Times New Roman" w:hAnsi="Consolas" w:cs="Times New Roman"/>
-          <w:color w:val="000000"/>
-          <w:sz w:val="20"/>
-          <w:szCs w:val="20"/>
-        </w:rPr>
-        <w:tab/>
-      </w:r>
-      <w:r>
-        <w:rPr>
-          <w:rFonts w:ascii="Consolas" w:eastAsia="Times New Roman" w:hAnsi="Consolas" w:cs="Times New Roman"/>
-          <w:b/>
-          <w:bCs/>
-          <w:color w:val="7F0055"/>
-          <w:sz w:val="20"/>
-          <w:szCs w:val="20"/>
-        </w:rPr>
-        <w:t>if</w:t>
-      </w:r>
-      <w:r>
-        <w:rPr>
-          <w:rFonts w:ascii="Consolas" w:eastAsia="Times New Roman" w:hAnsi="Consolas" w:cs="Times New Roman"/>
-          <w:color w:val="000000"/>
-          <w:sz w:val="20"/>
-          <w:szCs w:val="20"/>
-        </w:rPr>
-        <w:t>(</w:t>
-      </w:r>
-      <w:r>
-        <w:rPr>
-          <w:rFonts w:ascii="Consolas" w:eastAsia="Times New Roman" w:hAnsi="Consolas" w:cs="Times New Roman"/>
-          <w:color w:val="6A3E3E"/>
-          <w:sz w:val="20"/>
-          <w:szCs w:val="20"/>
-        </w:rPr>
-        <w:t>sv</w:t>
-      </w:r>
-      <w:r>
-        <w:rPr>
-          <w:rFonts w:ascii="Consolas" w:eastAsia="Times New Roman" w:hAnsi="Consolas" w:cs="Times New Roman"/>
-          <w:color w:val="000000"/>
-          <w:sz w:val="20"/>
-          <w:szCs w:val="20"/>
-        </w:rPr>
-        <w:t xml:space="preserve"> </w:t>
-      </w:r>
-      <w:r>
-        <w:rPr>
-          <w:rFonts w:ascii="Consolas" w:eastAsia="Times New Roman" w:hAnsi="Consolas" w:cs="Times New Roman"/>
-          <w:b/>
-          <w:bCs/>
-          <w:color w:val="7F0055"/>
-          <w:sz w:val="20"/>
-          <w:szCs w:val="20"/>
-        </w:rPr>
-        <w:t>instanceof</w:t>
-      </w:r>
-      <w:r>
-        <w:rPr>
-          <w:rFonts w:ascii="Consolas" w:eastAsia="Times New Roman" w:hAnsi="Consolas" w:cs="Times New Roman"/>
-          <w:color w:val="000000"/>
-          <w:sz w:val="20"/>
-          <w:szCs w:val="20"/>
-        </w:rPr>
-        <w:t xml:space="preserve"> SinhVienTaiChuc)</w:t>
-      </w:r>
-    </w:p>
-    <w:p>
-      <w:pPr>
-        <w:shd w:val="clear" w:color="auto" w:fill="FFFFFF"/>
-        <w:spacing w:after="0" w:line="240" w:lineRule="auto"/>
-        <w:rPr>
-          <w:rFonts w:ascii="Consolas" w:eastAsia="Times New Roman" w:hAnsi="Consolas" w:cs="Times New Roman"/>
-          <w:color w:val="000000"/>
-          <w:sz w:val="20"/>
-          <w:szCs w:val="20"/>
-        </w:rPr>
-      </w:pPr>
-      <w:r>
-        <w:rPr>
-          <w:rFonts w:ascii="Consolas" w:eastAsia="Times New Roman" w:hAnsi="Consolas" w:cs="Times New Roman"/>
-          <w:color w:val="000000"/>
-          <w:sz w:val="20"/>
-          <w:szCs w:val="20"/>
-        </w:rPr>
-        <w:tab/>
-      </w:r>
-      <w:r>
-        <w:rPr>
-          <w:rFonts w:ascii="Consolas" w:eastAsia="Times New Roman" w:hAnsi="Consolas" w:cs="Times New Roman"/>
-          <w:color w:val="000000"/>
-          <w:sz w:val="20"/>
-          <w:szCs w:val="20"/>
-        </w:rPr>
-        <w:tab/>
-      </w:r>
-      <w:r>
-        <w:rPr>
-          <w:rFonts w:ascii="Consolas" w:eastAsia="Times New Roman" w:hAnsi="Consolas" w:cs="Times New Roman"/>
-          <w:color w:val="000000"/>
-          <w:sz w:val="20"/>
-          <w:szCs w:val="20"/>
-        </w:rPr>
-        <w:tab/>
-      </w:r>
-      <w:r>
-        <w:rPr>
-          <w:rFonts w:ascii="Consolas" w:eastAsia="Times New Roman" w:hAnsi="Consolas" w:cs="Times New Roman"/>
-          <w:color w:val="000000"/>
-          <w:sz w:val="20"/>
-          <w:szCs w:val="20"/>
-        </w:rPr>
-        <w:tab/>
-      </w:r>
-      <w:r>
-        <w:rPr>
-          <w:rFonts w:ascii="Consolas" w:eastAsia="Times New Roman" w:hAnsi="Consolas" w:cs="Times New Roman"/>
-          <w:color w:val="000000"/>
-          <w:sz w:val="20"/>
-          <w:szCs w:val="20"/>
-        </w:rPr>
-        <w:tab/>
-        <w:t>{</w:t>
-      </w:r>
-    </w:p>
-    <w:p>
-      <w:pPr>
-        <w:shd w:val="clear" w:color="auto" w:fill="FFFFFF"/>
-        <w:spacing w:after="0" w:line="240" w:lineRule="auto"/>
-        <w:rPr>
-          <w:rFonts w:ascii="Consolas" w:eastAsia="Times New Roman" w:hAnsi="Consolas" w:cs="Times New Roman"/>
-          <w:color w:val="000000"/>
-          <w:sz w:val="20"/>
-          <w:szCs w:val="20"/>
-        </w:rPr>
-      </w:pPr>
-      <w:r>
-        <w:rPr>
-          <w:rFonts w:ascii="Consolas" w:eastAsia="Times New Roman" w:hAnsi="Consolas" w:cs="Times New Roman"/>
-          <w:color w:val="000000"/>
-          <w:sz w:val="20"/>
-          <w:szCs w:val="20"/>
-        </w:rPr>
-        <w:tab/>
-      </w:r>
-      <w:r>
-        <w:rPr>
-          <w:rFonts w:ascii="Consolas" w:eastAsia="Times New Roman" w:hAnsi="Consolas" w:cs="Times New Roman"/>
-          <w:color w:val="000000"/>
-          <w:sz w:val="20"/>
-          <w:szCs w:val="20"/>
-        </w:rPr>
-        <w:tab/>
-      </w:r>
-      <w:r>
-        <w:rPr>
-          <w:rFonts w:ascii="Consolas" w:eastAsia="Times New Roman" w:hAnsi="Consolas" w:cs="Times New Roman"/>
-          <w:color w:val="000000"/>
-          <w:sz w:val="20"/>
-          <w:szCs w:val="20"/>
-        </w:rPr>
-        <w:tab/>
-      </w:r>
-      <w:r>
-        <w:rPr>
-          <w:rFonts w:ascii="Consolas" w:eastAsia="Times New Roman" w:hAnsi="Consolas" w:cs="Times New Roman"/>
-          <w:color w:val="000000"/>
-          <w:sz w:val="20"/>
-          <w:szCs w:val="20"/>
-        </w:rPr>
-        <w:tab/>
-      </w:r>
-      <w:r>
-        <w:rPr>
-          <w:rFonts w:ascii="Consolas" w:eastAsia="Times New Roman" w:hAnsi="Consolas" w:cs="Times New Roman"/>
-          <w:color w:val="000000"/>
-          <w:sz w:val="20"/>
-          <w:szCs w:val="20"/>
-        </w:rPr>
-        <w:tab/>
-        <w:t xml:space="preserve">   SinhVienTaiChuc </w:t>
-      </w:r>
-      <w:r>
-        <w:rPr>
-          <w:rFonts w:ascii="Consolas" w:eastAsia="Times New Roman" w:hAnsi="Consolas" w:cs="Times New Roman"/>
-          <w:color w:val="6A3E3E"/>
-          <w:sz w:val="20"/>
-          <w:szCs w:val="20"/>
-        </w:rPr>
-        <w:t>svtc</w:t>
-      </w:r>
-      <w:r>
-        <w:rPr>
-          <w:rFonts w:ascii="Consolas" w:eastAsia="Times New Roman" w:hAnsi="Consolas" w:cs="Times New Roman"/>
-          <w:color w:val="000000"/>
-          <w:sz w:val="20"/>
-          <w:szCs w:val="20"/>
-        </w:rPr>
-        <w:t xml:space="preserve">=(SinhVienTaiChuc ) </w:t>
-      </w:r>
-      <w:r>
-        <w:rPr>
-          <w:rFonts w:ascii="Consolas" w:eastAsia="Times New Roman" w:hAnsi="Consolas" w:cs="Times New Roman"/>
-          <w:color w:val="6A3E3E"/>
-          <w:sz w:val="20"/>
-          <w:szCs w:val="20"/>
-        </w:rPr>
-        <w:t>sv</w:t>
-      </w:r>
-      <w:r>
-        <w:rPr>
-          <w:rFonts w:ascii="Consolas" w:eastAsia="Times New Roman" w:hAnsi="Consolas" w:cs="Times New Roman"/>
-          <w:color w:val="000000"/>
-          <w:sz w:val="20"/>
-          <w:szCs w:val="20"/>
-        </w:rPr>
-        <w:t>;</w:t>
-      </w:r>
-    </w:p>
-    <w:p>
-      <w:pPr>
-        <w:shd w:val="clear" w:color="auto" w:fill="FFFFFF"/>
-        <w:spacing w:after="0" w:line="240" w:lineRule="auto"/>
-        <w:ind w:left="1440"/>
-        <w:rPr>
-          <w:rFonts w:ascii="Consolas" w:eastAsia="Times New Roman" w:hAnsi="Consolas" w:cs="Times New Roman"/>
-          <w:color w:val="000000"/>
-          <w:sz w:val="20"/>
-          <w:szCs w:val="20"/>
-        </w:rPr>
-      </w:pPr>
-      <w:r>
-        <w:rPr>
-          <w:rFonts w:ascii="Consolas" w:eastAsia="Times New Roman" w:hAnsi="Consolas" w:cs="Times New Roman"/>
-          <w:color w:val="000000"/>
-          <w:sz w:val="20"/>
-          <w:szCs w:val="20"/>
-        </w:rPr>
-        <w:tab/>
-      </w:r>
-      <w:r>
-        <w:rPr>
-          <w:rFonts w:ascii="Consolas" w:eastAsia="Times New Roman" w:hAnsi="Consolas" w:cs="Times New Roman"/>
-          <w:color w:val="000000"/>
-          <w:sz w:val="20"/>
-          <w:szCs w:val="20"/>
-        </w:rPr>
-        <w:tab/>
-      </w:r>
-      <w:r>
-        <w:rPr>
-          <w:rFonts w:ascii="Consolas" w:eastAsia="Times New Roman" w:hAnsi="Consolas" w:cs="Times New Roman"/>
-          <w:color w:val="000000"/>
-          <w:sz w:val="20"/>
-          <w:szCs w:val="20"/>
-        </w:rPr>
-        <w:tab/>
-      </w:r>
-      <w:r>
-        <w:rPr>
-          <w:rFonts w:ascii="Consolas" w:eastAsia="Times New Roman" w:hAnsi="Consolas" w:cs="Times New Roman"/>
-          <w:color w:val="000000"/>
-          <w:sz w:val="20"/>
-          <w:szCs w:val="20"/>
-        </w:rPr>
-        <w:tab/>
-      </w:r>
-      <w:r>
-        <w:rPr>
-          <w:rFonts w:ascii="Consolas" w:eastAsia="Times New Roman" w:hAnsi="Consolas" w:cs="Times New Roman"/>
-          <w:color w:val="000000"/>
-          <w:sz w:val="20"/>
-          <w:szCs w:val="20"/>
-        </w:rPr>
-        <w:tab/>
-        <w:t xml:space="preserve">   </w:t>
-      </w:r>
-      <w:r>
-        <w:rPr>
-          <w:rFonts w:ascii="Consolas" w:eastAsia="Times New Roman" w:hAnsi="Consolas" w:cs="Times New Roman"/>
-          <w:color w:val="000000"/>
-          <w:sz w:val="20"/>
-          <w:szCs w:val="20"/>
-        </w:rPr>
-        <w:t xml:space="preserve">      </w:t>
-      </w:r>
-      <w:r>
-        <w:rPr>
-          <w:rFonts w:ascii="Consolas" w:eastAsia="Times New Roman" w:hAnsi="Consolas" w:cs="Times New Roman"/>
-          <w:b/>
-          <w:bCs/>
-          <w:color w:val="7F0055"/>
-          <w:sz w:val="20"/>
-          <w:szCs w:val="20"/>
-        </w:rPr>
-        <w:t>if</w:t>
-      </w:r>
-      <w:r>
-        <w:rPr>
-          <w:rFonts w:ascii="Consolas" w:eastAsia="Times New Roman" w:hAnsi="Consolas" w:cs="Times New Roman"/>
-          <w:color w:val="000000"/>
-          <w:sz w:val="20"/>
-          <w:szCs w:val="20"/>
-        </w:rPr>
-        <w:t>(</w:t>
-      </w:r>
-      <w:r>
-        <w:rPr>
-          <w:rFonts w:ascii="Consolas" w:eastAsia="Times New Roman" w:hAnsi="Consolas" w:cs="Times New Roman"/>
-          <w:color w:val="6A3E3E"/>
-          <w:sz w:val="20"/>
-          <w:szCs w:val="20"/>
-        </w:rPr>
-        <w:t>svtc</w:t>
-      </w:r>
-      <w:r>
-        <w:rPr>
-          <w:rFonts w:ascii="Consolas" w:eastAsia="Times New Roman" w:hAnsi="Consolas" w:cs="Times New Roman"/>
-          <w:color w:val="000000"/>
-          <w:sz w:val="20"/>
-          <w:szCs w:val="20"/>
-        </w:rPr>
-        <w:t>.getNoilienketdaotao().equalsIgnoreCase(</w:t>
-      </w:r>
-      <w:r>
-        <w:rPr>
-          <w:rFonts w:ascii="Consolas" w:eastAsia="Times New Roman" w:hAnsi="Consolas" w:cs="Times New Roman"/>
-          <w:color w:val="6A3E3E"/>
-          <w:sz w:val="20"/>
-          <w:szCs w:val="20"/>
-        </w:rPr>
-        <w:t>lienketdaotao</w:t>
-      </w:r>
-      <w:r>
-        <w:rPr>
-          <w:rFonts w:ascii="Consolas" w:eastAsia="Times New Roman" w:hAnsi="Consolas" w:cs="Times New Roman"/>
-          <w:color w:val="000000"/>
-          <w:sz w:val="20"/>
-          <w:szCs w:val="20"/>
-        </w:rPr>
-        <w:t>))</w:t>
-      </w:r>
-    </w:p>
-    <w:p>
-      <w:pPr>
-        <w:shd w:val="clear" w:color="auto" w:fill="FFFFFF"/>
-        <w:spacing w:after="0" w:line="240" w:lineRule="auto"/>
-        <w:rPr>
-          <w:rFonts w:ascii="Consolas" w:eastAsia="Times New Roman" w:hAnsi="Consolas" w:cs="Times New Roman"/>
-          <w:color w:val="000000"/>
-          <w:sz w:val="20"/>
-          <w:szCs w:val="20"/>
-        </w:rPr>
-      </w:pPr>
-      <w:r>
-        <w:rPr>
-          <w:rFonts w:ascii="Consolas" w:eastAsia="Times New Roman" w:hAnsi="Consolas" w:cs="Times New Roman"/>
-          <w:color w:val="000000"/>
-          <w:sz w:val="20"/>
-          <w:szCs w:val="20"/>
-        </w:rPr>
-        <w:tab/>
-      </w:r>
-      <w:r>
-        <w:rPr>
-          <w:rFonts w:ascii="Consolas" w:eastAsia="Times New Roman" w:hAnsi="Consolas" w:cs="Times New Roman"/>
-          <w:color w:val="000000"/>
-          <w:sz w:val="20"/>
-          <w:szCs w:val="20"/>
-        </w:rPr>
-        <w:tab/>
-      </w:r>
-      <w:r>
-        <w:rPr>
-          <w:rFonts w:ascii="Consolas" w:eastAsia="Times New Roman" w:hAnsi="Consolas" w:cs="Times New Roman"/>
-          <w:color w:val="000000"/>
-          <w:sz w:val="20"/>
-          <w:szCs w:val="20"/>
-        </w:rPr>
-        <w:tab/>
-      </w:r>
-      <w:r>
-        <w:rPr>
-          <w:rFonts w:ascii="Consolas" w:eastAsia="Times New Roman" w:hAnsi="Consolas" w:cs="Times New Roman"/>
-          <w:color w:val="000000"/>
-          <w:sz w:val="20"/>
-          <w:szCs w:val="20"/>
-        </w:rPr>
-        <w:tab/>
-      </w:r>
-      <w:r>
-        <w:rPr>
-          <w:rFonts w:ascii="Consolas" w:eastAsia="Times New Roman" w:hAnsi="Consolas" w:cs="Times New Roman"/>
-          <w:color w:val="000000"/>
-          <w:sz w:val="20"/>
-          <w:szCs w:val="20"/>
-        </w:rPr>
-        <w:tab/>
-        <w:t xml:space="preserve">   {</w:t>
-      </w:r>
-    </w:p>
-    <w:p>
-      <w:pPr>
-        <w:shd w:val="clear" w:color="auto" w:fill="FFFFFF"/>
-        <w:spacing w:after="0" w:line="240" w:lineRule="auto"/>
-        <w:rPr>
-          <w:rFonts w:ascii="Consolas" w:eastAsia="Times New Roman" w:hAnsi="Consolas" w:cs="Times New Roman"/>
-          <w:color w:val="000000"/>
-          <w:sz w:val="20"/>
-          <w:szCs w:val="20"/>
-        </w:rPr>
-      </w:pPr>
-      <w:r>
-        <w:rPr>
-          <w:rFonts w:ascii="Consolas" w:eastAsia="Times New Roman" w:hAnsi="Consolas" w:cs="Times New Roman"/>
-          <w:color w:val="000000"/>
-          <w:sz w:val="20"/>
-          <w:szCs w:val="20"/>
-        </w:rPr>
-        <w:tab/>
-      </w:r>
-      <w:r>
-        <w:rPr>
-          <w:rFonts w:ascii="Consolas" w:eastAsia="Times New Roman" w:hAnsi="Consolas" w:cs="Times New Roman"/>
-          <w:color w:val="000000"/>
-          <w:sz w:val="20"/>
-          <w:szCs w:val="20"/>
-        </w:rPr>
-        <w:tab/>
-      </w:r>
-      <w:r>
-        <w:rPr>
-          <w:rFonts w:ascii="Consolas" w:eastAsia="Times New Roman" w:hAnsi="Consolas" w:cs="Times New Roman"/>
-          <w:color w:val="000000"/>
-          <w:sz w:val="20"/>
-          <w:szCs w:val="20"/>
-        </w:rPr>
-        <w:tab/>
-      </w:r>
-      <w:r>
-        <w:rPr>
-          <w:rFonts w:ascii="Consolas" w:eastAsia="Times New Roman" w:hAnsi="Consolas" w:cs="Times New Roman"/>
-          <w:color w:val="000000"/>
-          <w:sz w:val="20"/>
-          <w:szCs w:val="20"/>
-        </w:rPr>
-        <w:tab/>
-      </w:r>
-      <w:r>
-        <w:rPr>
-          <w:rFonts w:ascii="Consolas" w:eastAsia="Times New Roman" w:hAnsi="Consolas" w:cs="Times New Roman"/>
-          <w:color w:val="000000"/>
-          <w:sz w:val="20"/>
-          <w:szCs w:val="20"/>
-        </w:rPr>
-        <w:tab/>
-      </w:r>
-      <w:r>
-        <w:rPr>
-          <w:rFonts w:ascii="Consolas" w:eastAsia="Times New Roman" w:hAnsi="Consolas" w:cs="Times New Roman"/>
-          <w:color w:val="000000"/>
-          <w:sz w:val="20"/>
-          <w:szCs w:val="20"/>
-        </w:rPr>
-        <w:tab/>
-        <w:t xml:space="preserve">   </w:t>
-      </w:r>
-      <w:r>
-        <w:rPr>
-          <w:rFonts w:ascii="Consolas" w:eastAsia="Times New Roman" w:hAnsi="Consolas" w:cs="Times New Roman"/>
-          <w:color w:val="6A3E3E"/>
-          <w:sz w:val="20"/>
-          <w:szCs w:val="20"/>
-        </w:rPr>
-        <w:t>svtc</w:t>
-      </w:r>
-      <w:r>
-        <w:rPr>
-          <w:rFonts w:ascii="Consolas" w:eastAsia="Times New Roman" w:hAnsi="Consolas" w:cs="Times New Roman"/>
-          <w:color w:val="000000"/>
-          <w:sz w:val="20"/>
-          <w:szCs w:val="20"/>
-        </w:rPr>
-        <w:t>.hienthi();</w:t>
-      </w:r>
-    </w:p>
-    <w:p>
-      <w:pPr>
-        <w:shd w:val="clear" w:color="auto" w:fill="FFFFFF"/>
-        <w:spacing w:after="0" w:line="240" w:lineRule="auto"/>
-        <w:rPr>
-          <w:rFonts w:ascii="Consolas" w:eastAsia="Times New Roman" w:hAnsi="Consolas" w:cs="Times New Roman"/>
-          <w:color w:val="000000"/>
-          <w:sz w:val="20"/>
-          <w:szCs w:val="20"/>
-        </w:rPr>
-      </w:pPr>
-      <w:r>
-        <w:rPr>
-          <w:rFonts w:ascii="Consolas" w:eastAsia="Times New Roman" w:hAnsi="Consolas" w:cs="Times New Roman"/>
-          <w:color w:val="000000"/>
-          <w:sz w:val="20"/>
-          <w:szCs w:val="20"/>
-        </w:rPr>
-        <w:tab/>
-      </w:r>
-      <w:r>
-        <w:rPr>
-          <w:rFonts w:ascii="Consolas" w:eastAsia="Times New Roman" w:hAnsi="Consolas" w:cs="Times New Roman"/>
-          <w:color w:val="000000"/>
-          <w:sz w:val="20"/>
-          <w:szCs w:val="20"/>
-        </w:rPr>
-        <w:tab/>
-      </w:r>
-      <w:r>
-        <w:rPr>
-          <w:rFonts w:ascii="Consolas" w:eastAsia="Times New Roman" w:hAnsi="Consolas" w:cs="Times New Roman"/>
-          <w:color w:val="000000"/>
-          <w:sz w:val="20"/>
-          <w:szCs w:val="20"/>
-        </w:rPr>
-        <w:tab/>
-      </w:r>
-      <w:r>
-        <w:rPr>
-          <w:rFonts w:ascii="Consolas" w:eastAsia="Times New Roman" w:hAnsi="Consolas" w:cs="Times New Roman"/>
-          <w:color w:val="000000"/>
-          <w:sz w:val="20"/>
-          <w:szCs w:val="20"/>
-        </w:rPr>
-        <w:tab/>
-      </w:r>
-      <w:r>
-        <w:rPr>
-          <w:rFonts w:ascii="Consolas" w:eastAsia="Times New Roman" w:hAnsi="Consolas" w:cs="Times New Roman"/>
-          <w:color w:val="000000"/>
-          <w:sz w:val="20"/>
-          <w:szCs w:val="20"/>
-        </w:rPr>
-        <w:tab/>
-        <w:t xml:space="preserve">   }</w:t>
-      </w:r>
-    </w:p>
-    <w:p>
-      <w:pPr>
-        <w:shd w:val="clear" w:color="auto" w:fill="FFFFFF"/>
-        <w:spacing w:after="0" w:line="240" w:lineRule="auto"/>
-        <w:rPr>
-          <w:rFonts w:ascii="Consolas" w:eastAsia="Times New Roman" w:hAnsi="Consolas" w:cs="Times New Roman"/>
-          <w:color w:val="000000"/>
-          <w:sz w:val="20"/>
-          <w:szCs w:val="20"/>
-        </w:rPr>
-      </w:pPr>
-      <w:r>
-        <w:rPr>
-          <w:rFonts w:ascii="Consolas" w:eastAsia="Times New Roman" w:hAnsi="Consolas" w:cs="Times New Roman"/>
-          <w:color w:val="000000"/>
-          <w:sz w:val="20"/>
-          <w:szCs w:val="20"/>
-        </w:rPr>
-        <w:tab/>
-      </w:r>
-      <w:r>
-        <w:rPr>
-          <w:rFonts w:ascii="Consolas" w:eastAsia="Times New Roman" w:hAnsi="Consolas" w:cs="Times New Roman"/>
-          <w:color w:val="000000"/>
-          <w:sz w:val="20"/>
-          <w:szCs w:val="20"/>
-        </w:rPr>
-        <w:tab/>
-      </w:r>
-      <w:r>
-        <w:rPr>
-          <w:rFonts w:ascii="Consolas" w:eastAsia="Times New Roman" w:hAnsi="Consolas" w:cs="Times New Roman"/>
-          <w:color w:val="000000"/>
-          <w:sz w:val="20"/>
-          <w:szCs w:val="20"/>
-        </w:rPr>
-        <w:tab/>
-      </w:r>
-      <w:r>
-        <w:rPr>
-          <w:rFonts w:ascii="Consolas" w:eastAsia="Times New Roman" w:hAnsi="Consolas" w:cs="Times New Roman"/>
-          <w:color w:val="000000"/>
-          <w:sz w:val="20"/>
-          <w:szCs w:val="20"/>
-        </w:rPr>
-        <w:tab/>
-      </w:r>
-      <w:r>
-        <w:rPr>
-          <w:rFonts w:ascii="Consolas" w:eastAsia="Times New Roman" w:hAnsi="Consolas" w:cs="Times New Roman"/>
-          <w:color w:val="000000"/>
-          <w:sz w:val="20"/>
-          <w:szCs w:val="20"/>
-        </w:rPr>
-        <w:tab/>
-        <w:t>}</w:t>
-      </w:r>
-    </w:p>
-    <w:p>
-      <w:pPr>
-        <w:shd w:val="clear" w:color="auto" w:fill="FFFFFF"/>
-        <w:spacing w:after="0" w:line="240" w:lineRule="auto"/>
-        <w:rPr>
-          <w:rFonts w:ascii="Consolas" w:eastAsia="Times New Roman" w:hAnsi="Consolas" w:cs="Times New Roman"/>
-          <w:color w:val="000000"/>
-          <w:sz w:val="20"/>
-          <w:szCs w:val="20"/>
-        </w:rPr>
-      </w:pPr>
-      <w:r>
-        <w:rPr>
-          <w:rFonts w:ascii="Consolas" w:eastAsia="Times New Roman" w:hAnsi="Consolas" w:cs="Times New Roman"/>
-          <w:color w:val="000000"/>
-          <w:sz w:val="20"/>
-          <w:szCs w:val="20"/>
-        </w:rPr>
-        <w:tab/>
-      </w:r>
-      <w:r>
-        <w:rPr>
-          <w:rFonts w:ascii="Consolas" w:eastAsia="Times New Roman" w:hAnsi="Consolas" w:cs="Times New Roman"/>
-          <w:color w:val="000000"/>
-          <w:sz w:val="20"/>
-          <w:szCs w:val="20"/>
-        </w:rPr>
-        <w:tab/>
-      </w:r>
-      <w:r>
-        <w:rPr>
-          <w:rFonts w:ascii="Consolas" w:eastAsia="Times New Roman" w:hAnsi="Consolas" w:cs="Times New Roman"/>
-          <w:color w:val="000000"/>
-          <w:sz w:val="20"/>
-          <w:szCs w:val="20"/>
-        </w:rPr>
-        <w:tab/>
-      </w:r>
-      <w:r>
-        <w:rPr>
-          <w:rFonts w:ascii="Consolas" w:eastAsia="Times New Roman" w:hAnsi="Consolas" w:cs="Times New Roman"/>
-          <w:color w:val="000000"/>
-          <w:sz w:val="20"/>
-          <w:szCs w:val="20"/>
-        </w:rPr>
-        <w:tab/>
-        <w:t>}</w:t>
-      </w:r>
-    </w:p>
-    <w:p>
-      <w:pPr>
-        <w:shd w:val="clear" w:color="auto" w:fill="FFFFFF"/>
-        <w:spacing w:after="0" w:line="240" w:lineRule="auto"/>
-        <w:rPr>
-          <w:rFonts w:ascii="Consolas" w:eastAsia="Times New Roman" w:hAnsi="Consolas" w:cs="Times New Roman"/>
-          <w:color w:val="000000"/>
-          <w:sz w:val="20"/>
-          <w:szCs w:val="20"/>
-        </w:rPr>
-      </w:pPr>
-      <w:r>
-        <w:rPr>
-          <w:rFonts w:ascii="Consolas" w:eastAsia="Times New Roman" w:hAnsi="Consolas" w:cs="Times New Roman"/>
-          <w:color w:val="000000"/>
-          <w:sz w:val="20"/>
-          <w:szCs w:val="20"/>
-        </w:rPr>
-        <w:tab/>
-      </w:r>
-      <w:r>
-        <w:rPr>
-          <w:rFonts w:ascii="Consolas" w:eastAsia="Times New Roman" w:hAnsi="Consolas" w:cs="Times New Roman"/>
-          <w:color w:val="000000"/>
-          <w:sz w:val="20"/>
-          <w:szCs w:val="20"/>
-        </w:rPr>
-        <w:tab/>
-      </w:r>
-      <w:r>
-        <w:rPr>
-          <w:rFonts w:ascii="Consolas" w:eastAsia="Times New Roman" w:hAnsi="Consolas" w:cs="Times New Roman"/>
-          <w:color w:val="000000"/>
-          <w:sz w:val="20"/>
-          <w:szCs w:val="20"/>
-        </w:rPr>
-        <w:tab/>
-        <w:t>}</w:t>
-      </w:r>
-    </w:p>
-    <w:p>
-      <w:pPr>
-        <w:shd w:val="clear" w:color="auto" w:fill="FFFFFF"/>
-        <w:spacing w:after="0" w:line="240" w:lineRule="auto"/>
-        <w:rPr>
-          <w:rFonts w:ascii="Consolas" w:eastAsia="Times New Roman" w:hAnsi="Consolas" w:cs="Times New Roman"/>
-          <w:color w:val="000000"/>
-          <w:sz w:val="20"/>
-          <w:szCs w:val="20"/>
-        </w:rPr>
-      </w:pPr>
-      <w:r>
-        <w:rPr>
-          <w:rFonts w:ascii="Consolas" w:eastAsia="Times New Roman" w:hAnsi="Consolas" w:cs="Times New Roman"/>
-          <w:color w:val="000000"/>
-          <w:sz w:val="20"/>
-          <w:szCs w:val="20"/>
-        </w:rPr>
-        <w:tab/>
-      </w:r>
-      <w:r>
-        <w:rPr>
-          <w:rFonts w:ascii="Consolas" w:eastAsia="Times New Roman" w:hAnsi="Consolas" w:cs="Times New Roman"/>
-          <w:color w:val="000000"/>
-          <w:sz w:val="20"/>
-          <w:szCs w:val="20"/>
-        </w:rPr>
-        <w:tab/>
-        <w:t>}</w:t>
-      </w:r>
-    </w:p>
-    <w:p>
-      <w:pPr>
-        <w:shd w:val="clear" w:color="auto" w:fill="FFFFFF"/>
-        <w:spacing w:after="0" w:line="240" w:lineRule="auto"/>
-        <w:rPr>
-          <w:rFonts w:ascii="Consolas" w:eastAsia="Times New Roman" w:hAnsi="Consolas" w:cs="Times New Roman"/>
-          <w:color w:val="000000"/>
-          <w:sz w:val="20"/>
-          <w:szCs w:val="20"/>
-        </w:rPr>
-      </w:pPr>
-      <w:r>
-        <w:rPr>
-          <w:rFonts w:ascii="Consolas" w:eastAsia="Times New Roman" w:hAnsi="Consolas" w:cs="Times New Roman"/>
-          <w:color w:val="000000"/>
-          <w:sz w:val="20"/>
-          <w:szCs w:val="20"/>
-        </w:rPr>
-        <w:tab/>
-        <w:t>}</w:t>
-      </w:r>
-    </w:p>
-    <w:p>
-      <w:pPr>
-        <w:shd w:val="clear" w:color="auto" w:fill="FFFFFF"/>
-        <w:spacing w:after="0" w:line="240" w:lineRule="auto"/>
-        <w:rPr>
-          <w:rFonts w:ascii="Consolas" w:eastAsia="Times New Roman" w:hAnsi="Consolas" w:cs="Times New Roman"/>
-          <w:color w:val="000000"/>
-          <w:sz w:val="20"/>
-          <w:szCs w:val="20"/>
-        </w:rPr>
-      </w:pPr>
-      <w:r>
-        <w:rPr>
-          <w:rFonts w:ascii="Consolas" w:eastAsia="Times New Roman" w:hAnsi="Consolas" w:cs="Times New Roman"/>
-          <w:color w:val="000000"/>
-          <w:sz w:val="20"/>
-          <w:szCs w:val="20"/>
-        </w:rPr>
-        <w:t xml:space="preserve">Xóa kiểu int nha </w:t>
-      </w:r>
-    </w:p>
-    <w:p>
-      <w:r>
+    <w:p/>
+    <w:p/>
+    <w:p>
+      <w:r>
+        <w:rPr>
+          <w:noProof/>
+        </w:rPr>
         <w:drawing>
-          <wp:inline distT="0" distB="0" distL="0" distR="0" wp14:anchorId="690B5C4C" wp14:editId="354CC200">
-            <wp:extent cx="5943600" cy="2271395"/>
+          <wp:inline distT="0" distB="0" distL="0" distR="0" wp14:anchorId="1206424A" wp14:editId="4DB11516">
+            <wp:extent cx="5943600" cy="2708275"/>
             <wp:effectExtent l="0" t="0" r="0" b="0"/>
-            <wp:docPr id="11" name="Picture 11"/>
+            <wp:docPr id="6" name="Picture 6"/>
             <wp:cNvGraphicFramePr>
               <a:graphicFrameLocks xmlns:a="http://schemas.openxmlformats.org/drawingml/2006/main" noChangeAspect="1"/>
             </wp:cNvGraphicFramePr>
@@ -2495,6 +1136,1410 @@
                   <pic:spPr>
                     <a:xfrm>
                       <a:off x="0" y="0"/>
+                      <a:ext cx="5943600" cy="2708275"/>
+                    </a:xfrm>
+                    <a:prstGeom prst="rect">
+                      <a:avLst/>
+                    </a:prstGeom>
+                  </pic:spPr>
+                </pic:pic>
+              </a:graphicData>
+            </a:graphic>
+          </wp:inline>
+        </w:drawing>
+      </w:r>
+    </w:p>
+    <w:p/>
+    <w:p>
+      <w:pPr>
+        <w:shd w:val="clear" w:color="auto" w:fill="FFFFFF"/>
+        <w:spacing w:after="0" w:line="240" w:lineRule="auto"/>
+        <w:rPr>
+          <w:rFonts w:ascii="Consolas" w:eastAsia="Times New Roman" w:hAnsi="Consolas" w:cs="Times New Roman"/>
+          <w:color w:val="000000"/>
+          <w:sz w:val="20"/>
+          <w:szCs w:val="20"/>
+        </w:rPr>
+      </w:pPr>
+      <w:r>
+        <w:rPr>
+          <w:rFonts w:ascii="Consolas" w:eastAsia="Times New Roman" w:hAnsi="Consolas" w:cs="Times New Roman"/>
+          <w:b/>
+          <w:bCs/>
+          <w:color w:val="7F0055"/>
+          <w:sz w:val="20"/>
+          <w:szCs w:val="20"/>
+        </w:rPr>
+        <w:lastRenderedPageBreak/>
+        <w:t>public</w:t>
+      </w:r>
+      <w:r>
+        <w:rPr>
+          <w:rFonts w:ascii="Consolas" w:eastAsia="Times New Roman" w:hAnsi="Consolas" w:cs="Times New Roman"/>
+          <w:color w:val="000000"/>
+          <w:sz w:val="20"/>
+          <w:szCs w:val="20"/>
+        </w:rPr>
+        <w:t xml:space="preserve"> </w:t>
+      </w:r>
+      <w:r>
+        <w:rPr>
+          <w:rFonts w:ascii="Consolas" w:eastAsia="Times New Roman" w:hAnsi="Consolas" w:cs="Times New Roman"/>
+          <w:b/>
+          <w:bCs/>
+          <w:color w:val="7F0055"/>
+          <w:sz w:val="20"/>
+          <w:szCs w:val="20"/>
+        </w:rPr>
+        <w:t>void</w:t>
+      </w:r>
+      <w:r>
+        <w:rPr>
+          <w:rFonts w:ascii="Consolas" w:eastAsia="Times New Roman" w:hAnsi="Consolas" w:cs="Times New Roman"/>
+          <w:color w:val="000000"/>
+          <w:sz w:val="20"/>
+          <w:szCs w:val="20"/>
+        </w:rPr>
+        <w:t xml:space="preserve"> danhsachsvtainoilienketdaotao(String </w:t>
+      </w:r>
+      <w:r>
+        <w:rPr>
+          <w:rFonts w:ascii="Consolas" w:eastAsia="Times New Roman" w:hAnsi="Consolas" w:cs="Times New Roman"/>
+          <w:color w:val="6A3E3E"/>
+          <w:sz w:val="20"/>
+          <w:szCs w:val="20"/>
+        </w:rPr>
+        <w:t>tenkhoa</w:t>
+      </w:r>
+      <w:r>
+        <w:rPr>
+          <w:rFonts w:ascii="Consolas" w:eastAsia="Times New Roman" w:hAnsi="Consolas" w:cs="Times New Roman"/>
+          <w:color w:val="000000"/>
+          <w:sz w:val="20"/>
+          <w:szCs w:val="20"/>
+        </w:rPr>
+        <w:t xml:space="preserve">,String </w:t>
+      </w:r>
+      <w:r>
+        <w:rPr>
+          <w:rFonts w:ascii="Consolas" w:eastAsia="Times New Roman" w:hAnsi="Consolas" w:cs="Times New Roman"/>
+          <w:color w:val="6A3E3E"/>
+          <w:sz w:val="20"/>
+          <w:szCs w:val="20"/>
+        </w:rPr>
+        <w:t>lienketdaotao</w:t>
+      </w:r>
+      <w:r>
+        <w:rPr>
+          <w:rFonts w:ascii="Consolas" w:eastAsia="Times New Roman" w:hAnsi="Consolas" w:cs="Times New Roman"/>
+          <w:color w:val="000000"/>
+          <w:sz w:val="20"/>
+          <w:szCs w:val="20"/>
+        </w:rPr>
+        <w:t>)</w:t>
+      </w:r>
+    </w:p>
+    <w:p>
+      <w:pPr>
+        <w:shd w:val="clear" w:color="auto" w:fill="FFFFFF"/>
+        <w:spacing w:after="0" w:line="240" w:lineRule="auto"/>
+        <w:rPr>
+          <w:rFonts w:ascii="Consolas" w:eastAsia="Times New Roman" w:hAnsi="Consolas" w:cs="Times New Roman"/>
+          <w:color w:val="000000"/>
+          <w:sz w:val="20"/>
+          <w:szCs w:val="20"/>
+        </w:rPr>
+      </w:pPr>
+      <w:r>
+        <w:rPr>
+          <w:rFonts w:ascii="Consolas" w:eastAsia="Times New Roman" w:hAnsi="Consolas" w:cs="Times New Roman"/>
+          <w:color w:val="000000"/>
+          <w:sz w:val="20"/>
+          <w:szCs w:val="20"/>
+        </w:rPr>
+        <w:tab/>
+        <w:t>{</w:t>
+      </w:r>
+    </w:p>
+    <w:p>
+      <w:pPr>
+        <w:shd w:val="clear" w:color="auto" w:fill="FFFFFF"/>
+        <w:spacing w:after="0" w:line="240" w:lineRule="auto"/>
+        <w:rPr>
+          <w:rFonts w:ascii="Consolas" w:eastAsia="Times New Roman" w:hAnsi="Consolas" w:cs="Times New Roman"/>
+          <w:color w:val="000000"/>
+          <w:sz w:val="20"/>
+          <w:szCs w:val="20"/>
+        </w:rPr>
+      </w:pPr>
+      <w:r>
+        <w:rPr>
+          <w:rFonts w:ascii="Consolas" w:eastAsia="Times New Roman" w:hAnsi="Consolas" w:cs="Times New Roman"/>
+          <w:color w:val="000000"/>
+          <w:sz w:val="20"/>
+          <w:szCs w:val="20"/>
+        </w:rPr>
+        <w:tab/>
+      </w:r>
+      <w:r>
+        <w:rPr>
+          <w:rFonts w:ascii="Consolas" w:eastAsia="Times New Roman" w:hAnsi="Consolas" w:cs="Times New Roman"/>
+          <w:color w:val="000000"/>
+          <w:sz w:val="20"/>
+          <w:szCs w:val="20"/>
+        </w:rPr>
+        <w:tab/>
+      </w:r>
+      <w:r>
+        <w:rPr>
+          <w:rFonts w:ascii="Consolas" w:eastAsia="Times New Roman" w:hAnsi="Consolas" w:cs="Times New Roman"/>
+          <w:b/>
+          <w:bCs/>
+          <w:color w:val="7F0055"/>
+          <w:sz w:val="20"/>
+          <w:szCs w:val="20"/>
+        </w:rPr>
+        <w:t>for</w:t>
+      </w:r>
+      <w:r>
+        <w:rPr>
+          <w:rFonts w:ascii="Consolas" w:eastAsia="Times New Roman" w:hAnsi="Consolas" w:cs="Times New Roman"/>
+          <w:color w:val="000000"/>
+          <w:sz w:val="20"/>
+          <w:szCs w:val="20"/>
+        </w:rPr>
+        <w:t xml:space="preserve">(Khoa </w:t>
+      </w:r>
+      <w:r>
+        <w:rPr>
+          <w:rFonts w:ascii="Consolas" w:eastAsia="Times New Roman" w:hAnsi="Consolas" w:cs="Times New Roman"/>
+          <w:color w:val="6A3E3E"/>
+          <w:sz w:val="20"/>
+          <w:szCs w:val="20"/>
+        </w:rPr>
+        <w:t>kh</w:t>
+      </w:r>
+      <w:r>
+        <w:rPr>
+          <w:rFonts w:ascii="Consolas" w:eastAsia="Times New Roman" w:hAnsi="Consolas" w:cs="Times New Roman"/>
+          <w:color w:val="000000"/>
+          <w:sz w:val="20"/>
+          <w:szCs w:val="20"/>
+        </w:rPr>
+        <w:t xml:space="preserve"> : </w:t>
+      </w:r>
+      <w:r>
+        <w:rPr>
+          <w:rFonts w:ascii="Consolas" w:eastAsia="Times New Roman" w:hAnsi="Consolas" w:cs="Times New Roman"/>
+          <w:color w:val="0000C0"/>
+          <w:sz w:val="20"/>
+          <w:szCs w:val="20"/>
+        </w:rPr>
+        <w:t>danhsachkhoa</w:t>
+      </w:r>
+      <w:r>
+        <w:rPr>
+          <w:rFonts w:ascii="Consolas" w:eastAsia="Times New Roman" w:hAnsi="Consolas" w:cs="Times New Roman"/>
+          <w:color w:val="000000"/>
+          <w:sz w:val="20"/>
+          <w:szCs w:val="20"/>
+        </w:rPr>
+        <w:t>)</w:t>
+      </w:r>
+    </w:p>
+    <w:p>
+      <w:pPr>
+        <w:shd w:val="clear" w:color="auto" w:fill="FFFFFF"/>
+        <w:spacing w:after="0" w:line="240" w:lineRule="auto"/>
+        <w:rPr>
+          <w:rFonts w:ascii="Consolas" w:eastAsia="Times New Roman" w:hAnsi="Consolas" w:cs="Times New Roman"/>
+          <w:color w:val="000000"/>
+          <w:sz w:val="20"/>
+          <w:szCs w:val="20"/>
+        </w:rPr>
+      </w:pPr>
+      <w:r>
+        <w:rPr>
+          <w:rFonts w:ascii="Consolas" w:eastAsia="Times New Roman" w:hAnsi="Consolas" w:cs="Times New Roman"/>
+          <w:color w:val="000000"/>
+          <w:sz w:val="20"/>
+          <w:szCs w:val="20"/>
+        </w:rPr>
+        <w:tab/>
+      </w:r>
+      <w:r>
+        <w:rPr>
+          <w:rFonts w:ascii="Consolas" w:eastAsia="Times New Roman" w:hAnsi="Consolas" w:cs="Times New Roman"/>
+          <w:color w:val="000000"/>
+          <w:sz w:val="20"/>
+          <w:szCs w:val="20"/>
+        </w:rPr>
+        <w:tab/>
+        <w:t>{</w:t>
+      </w:r>
+    </w:p>
+    <w:p>
+      <w:pPr>
+        <w:shd w:val="clear" w:color="auto" w:fill="FFFFFF"/>
+        <w:spacing w:after="0" w:line="240" w:lineRule="auto"/>
+        <w:rPr>
+          <w:rFonts w:ascii="Consolas" w:eastAsia="Times New Roman" w:hAnsi="Consolas" w:cs="Times New Roman"/>
+          <w:color w:val="000000"/>
+          <w:sz w:val="20"/>
+          <w:szCs w:val="20"/>
+        </w:rPr>
+      </w:pPr>
+      <w:r>
+        <w:rPr>
+          <w:rFonts w:ascii="Consolas" w:eastAsia="Times New Roman" w:hAnsi="Consolas" w:cs="Times New Roman"/>
+          <w:color w:val="000000"/>
+          <w:sz w:val="20"/>
+          <w:szCs w:val="20"/>
+        </w:rPr>
+        <w:tab/>
+      </w:r>
+      <w:r>
+        <w:rPr>
+          <w:rFonts w:ascii="Consolas" w:eastAsia="Times New Roman" w:hAnsi="Consolas" w:cs="Times New Roman"/>
+          <w:color w:val="000000"/>
+          <w:sz w:val="20"/>
+          <w:szCs w:val="20"/>
+        </w:rPr>
+        <w:tab/>
+      </w:r>
+      <w:r>
+        <w:rPr>
+          <w:rFonts w:ascii="Consolas" w:eastAsia="Times New Roman" w:hAnsi="Consolas" w:cs="Times New Roman"/>
+          <w:color w:val="000000"/>
+          <w:sz w:val="20"/>
+          <w:szCs w:val="20"/>
+        </w:rPr>
+        <w:tab/>
+      </w:r>
+      <w:r>
+        <w:rPr>
+          <w:rFonts w:ascii="Consolas" w:eastAsia="Times New Roman" w:hAnsi="Consolas" w:cs="Times New Roman"/>
+          <w:b/>
+          <w:bCs/>
+          <w:color w:val="7F0055"/>
+          <w:sz w:val="20"/>
+          <w:szCs w:val="20"/>
+        </w:rPr>
+        <w:t>if</w:t>
+      </w:r>
+      <w:r>
+        <w:rPr>
+          <w:rFonts w:ascii="Consolas" w:eastAsia="Times New Roman" w:hAnsi="Consolas" w:cs="Times New Roman"/>
+          <w:color w:val="000000"/>
+          <w:sz w:val="20"/>
+          <w:szCs w:val="20"/>
+        </w:rPr>
+        <w:t>(</w:t>
+      </w:r>
+      <w:r>
+        <w:rPr>
+          <w:rFonts w:ascii="Consolas" w:eastAsia="Times New Roman" w:hAnsi="Consolas" w:cs="Times New Roman"/>
+          <w:color w:val="6A3E3E"/>
+          <w:sz w:val="20"/>
+          <w:szCs w:val="20"/>
+        </w:rPr>
+        <w:t>kh</w:t>
+      </w:r>
+      <w:r>
+        <w:rPr>
+          <w:rFonts w:ascii="Consolas" w:eastAsia="Times New Roman" w:hAnsi="Consolas" w:cs="Times New Roman"/>
+          <w:color w:val="000000"/>
+          <w:sz w:val="20"/>
+          <w:szCs w:val="20"/>
+        </w:rPr>
+        <w:t>.getTenkhoa().equalsIgnoreCase(</w:t>
+      </w:r>
+      <w:r>
+        <w:rPr>
+          <w:rFonts w:ascii="Consolas" w:eastAsia="Times New Roman" w:hAnsi="Consolas" w:cs="Times New Roman"/>
+          <w:color w:val="6A3E3E"/>
+          <w:sz w:val="20"/>
+          <w:szCs w:val="20"/>
+        </w:rPr>
+        <w:t>tenkhoa</w:t>
+      </w:r>
+      <w:r>
+        <w:rPr>
+          <w:rFonts w:ascii="Consolas" w:eastAsia="Times New Roman" w:hAnsi="Consolas" w:cs="Times New Roman"/>
+          <w:color w:val="000000"/>
+          <w:sz w:val="20"/>
+          <w:szCs w:val="20"/>
+        </w:rPr>
+        <w:t>))</w:t>
+      </w:r>
+    </w:p>
+    <w:p>
+      <w:pPr>
+        <w:shd w:val="clear" w:color="auto" w:fill="FFFFFF"/>
+        <w:spacing w:after="0" w:line="240" w:lineRule="auto"/>
+        <w:rPr>
+          <w:rFonts w:ascii="Consolas" w:eastAsia="Times New Roman" w:hAnsi="Consolas" w:cs="Times New Roman"/>
+          <w:color w:val="000000"/>
+          <w:sz w:val="20"/>
+          <w:szCs w:val="20"/>
+        </w:rPr>
+      </w:pPr>
+      <w:r>
+        <w:rPr>
+          <w:rFonts w:ascii="Consolas" w:eastAsia="Times New Roman" w:hAnsi="Consolas" w:cs="Times New Roman"/>
+          <w:color w:val="000000"/>
+          <w:sz w:val="20"/>
+          <w:szCs w:val="20"/>
+        </w:rPr>
+        <w:tab/>
+      </w:r>
+      <w:r>
+        <w:rPr>
+          <w:rFonts w:ascii="Consolas" w:eastAsia="Times New Roman" w:hAnsi="Consolas" w:cs="Times New Roman"/>
+          <w:color w:val="000000"/>
+          <w:sz w:val="20"/>
+          <w:szCs w:val="20"/>
+        </w:rPr>
+        <w:tab/>
+      </w:r>
+      <w:r>
+        <w:rPr>
+          <w:rFonts w:ascii="Consolas" w:eastAsia="Times New Roman" w:hAnsi="Consolas" w:cs="Times New Roman"/>
+          <w:color w:val="000000"/>
+          <w:sz w:val="20"/>
+          <w:szCs w:val="20"/>
+        </w:rPr>
+        <w:tab/>
+        <w:t>{</w:t>
+      </w:r>
+    </w:p>
+    <w:p>
+      <w:pPr>
+        <w:shd w:val="clear" w:color="auto" w:fill="FFFFFF"/>
+        <w:spacing w:after="0" w:line="240" w:lineRule="auto"/>
+        <w:jc w:val="center"/>
+        <w:rPr>
+          <w:rFonts w:ascii="Consolas" w:eastAsia="Times New Roman" w:hAnsi="Consolas" w:cs="Times New Roman"/>
+          <w:color w:val="FF0000"/>
+          <w:sz w:val="20"/>
+          <w:szCs w:val="20"/>
+        </w:rPr>
+      </w:pPr>
+      <w:r>
+        <w:rPr>
+          <w:rFonts w:ascii="Consolas" w:eastAsia="Times New Roman" w:hAnsi="Consolas" w:cs="Times New Roman"/>
+          <w:color w:val="FF0000"/>
+          <w:sz w:val="20"/>
+          <w:szCs w:val="20"/>
+        </w:rPr>
+        <w:t>KHI MÀ LẤY DANH SÁCH CON CỦA CHA THÌ DÙNG CHA .GET NHA</w:t>
+      </w:r>
+    </w:p>
+    <w:p>
+      <w:pPr>
+        <w:shd w:val="clear" w:color="auto" w:fill="FFFFFF"/>
+        <w:spacing w:after="0" w:line="240" w:lineRule="auto"/>
+        <w:rPr>
+          <w:rFonts w:ascii="Consolas" w:eastAsia="Times New Roman" w:hAnsi="Consolas" w:cs="Times New Roman"/>
+          <w:color w:val="000000"/>
+          <w:sz w:val="20"/>
+          <w:szCs w:val="20"/>
+        </w:rPr>
+      </w:pPr>
+      <w:r>
+        <w:rPr>
+          <w:rFonts w:ascii="Consolas" w:eastAsia="Times New Roman" w:hAnsi="Consolas" w:cs="Times New Roman"/>
+          <w:color w:val="000000"/>
+          <w:sz w:val="20"/>
+          <w:szCs w:val="20"/>
+        </w:rPr>
+        <w:tab/>
+      </w:r>
+      <w:r>
+        <w:rPr>
+          <w:rFonts w:ascii="Consolas" w:eastAsia="Times New Roman" w:hAnsi="Consolas" w:cs="Times New Roman"/>
+          <w:color w:val="000000"/>
+          <w:sz w:val="20"/>
+          <w:szCs w:val="20"/>
+        </w:rPr>
+        <w:tab/>
+      </w:r>
+      <w:r>
+        <w:rPr>
+          <w:rFonts w:ascii="Consolas" w:eastAsia="Times New Roman" w:hAnsi="Consolas" w:cs="Times New Roman"/>
+          <w:color w:val="000000"/>
+          <w:sz w:val="20"/>
+          <w:szCs w:val="20"/>
+        </w:rPr>
+        <w:tab/>
+      </w:r>
+      <w:r>
+        <w:rPr>
+          <w:rFonts w:ascii="Consolas" w:eastAsia="Times New Roman" w:hAnsi="Consolas" w:cs="Times New Roman"/>
+          <w:color w:val="000000"/>
+          <w:sz w:val="20"/>
+          <w:szCs w:val="20"/>
+        </w:rPr>
+        <w:tab/>
+      </w:r>
+      <w:r>
+        <w:rPr>
+          <w:rFonts w:ascii="Consolas" w:eastAsia="Times New Roman" w:hAnsi="Consolas" w:cs="Times New Roman"/>
+          <w:b/>
+          <w:bCs/>
+          <w:color w:val="7F0055"/>
+          <w:sz w:val="20"/>
+          <w:szCs w:val="20"/>
+        </w:rPr>
+        <w:t>for</w:t>
+      </w:r>
+      <w:r>
+        <w:rPr>
+          <w:rFonts w:ascii="Consolas" w:eastAsia="Times New Roman" w:hAnsi="Consolas" w:cs="Times New Roman"/>
+          <w:color w:val="000000"/>
+          <w:sz w:val="20"/>
+          <w:szCs w:val="20"/>
+        </w:rPr>
+        <w:t xml:space="preserve">(SinhVien </w:t>
+      </w:r>
+      <w:r>
+        <w:rPr>
+          <w:rFonts w:ascii="Consolas" w:eastAsia="Times New Roman" w:hAnsi="Consolas" w:cs="Times New Roman"/>
+          <w:color w:val="6A3E3E"/>
+          <w:sz w:val="20"/>
+          <w:szCs w:val="20"/>
+        </w:rPr>
+        <w:t>sv</w:t>
+      </w:r>
+      <w:r>
+        <w:rPr>
+          <w:rFonts w:ascii="Consolas" w:eastAsia="Times New Roman" w:hAnsi="Consolas" w:cs="Times New Roman"/>
+          <w:color w:val="000000"/>
+          <w:sz w:val="20"/>
+          <w:szCs w:val="20"/>
+        </w:rPr>
+        <w:t xml:space="preserve"> : </w:t>
+      </w:r>
+      <w:r>
+        <w:rPr>
+          <w:rFonts w:ascii="Consolas" w:eastAsia="Times New Roman" w:hAnsi="Consolas" w:cs="Times New Roman"/>
+          <w:color w:val="FF0000"/>
+          <w:sz w:val="20"/>
+          <w:szCs w:val="20"/>
+        </w:rPr>
+        <w:t>kh.</w:t>
+      </w:r>
+      <w:r>
+        <w:rPr>
+          <w:rFonts w:ascii="Consolas" w:eastAsia="Times New Roman" w:hAnsi="Consolas" w:cs="Times New Roman"/>
+          <w:color w:val="FF0000"/>
+          <w:sz w:val="20"/>
+          <w:szCs w:val="20"/>
+          <w:shd w:val="clear" w:color="auto" w:fill="D4D4D4"/>
+        </w:rPr>
+        <w:t>getDanhsachsv</w:t>
+      </w:r>
+      <w:r>
+        <w:rPr>
+          <w:rFonts w:ascii="Consolas" w:eastAsia="Times New Roman" w:hAnsi="Consolas" w:cs="Times New Roman"/>
+          <w:color w:val="FF0000"/>
+          <w:sz w:val="20"/>
+          <w:szCs w:val="20"/>
+        </w:rPr>
+        <w:t>())</w:t>
+      </w:r>
+    </w:p>
+    <w:p>
+      <w:pPr>
+        <w:shd w:val="clear" w:color="auto" w:fill="FFFFFF"/>
+        <w:spacing w:after="0" w:line="240" w:lineRule="auto"/>
+        <w:rPr>
+          <w:rFonts w:ascii="Consolas" w:eastAsia="Times New Roman" w:hAnsi="Consolas" w:cs="Times New Roman"/>
+          <w:color w:val="000000"/>
+          <w:sz w:val="20"/>
+          <w:szCs w:val="20"/>
+        </w:rPr>
+      </w:pPr>
+      <w:r>
+        <w:rPr>
+          <w:rFonts w:ascii="Consolas" w:eastAsia="Times New Roman" w:hAnsi="Consolas" w:cs="Times New Roman"/>
+          <w:color w:val="000000"/>
+          <w:sz w:val="20"/>
+          <w:szCs w:val="20"/>
+        </w:rPr>
+        <w:tab/>
+      </w:r>
+      <w:r>
+        <w:rPr>
+          <w:rFonts w:ascii="Consolas" w:eastAsia="Times New Roman" w:hAnsi="Consolas" w:cs="Times New Roman"/>
+          <w:color w:val="000000"/>
+          <w:sz w:val="20"/>
+          <w:szCs w:val="20"/>
+        </w:rPr>
+        <w:tab/>
+      </w:r>
+      <w:r>
+        <w:rPr>
+          <w:rFonts w:ascii="Consolas" w:eastAsia="Times New Roman" w:hAnsi="Consolas" w:cs="Times New Roman"/>
+          <w:color w:val="000000"/>
+          <w:sz w:val="20"/>
+          <w:szCs w:val="20"/>
+        </w:rPr>
+        <w:tab/>
+      </w:r>
+      <w:r>
+        <w:rPr>
+          <w:rFonts w:ascii="Consolas" w:eastAsia="Times New Roman" w:hAnsi="Consolas" w:cs="Times New Roman"/>
+          <w:color w:val="000000"/>
+          <w:sz w:val="20"/>
+          <w:szCs w:val="20"/>
+        </w:rPr>
+        <w:tab/>
+        <w:t>{</w:t>
+      </w:r>
+    </w:p>
+    <w:p>
+      <w:pPr>
+        <w:shd w:val="clear" w:color="auto" w:fill="FFFFFF"/>
+        <w:spacing w:after="0" w:line="240" w:lineRule="auto"/>
+        <w:rPr>
+          <w:rFonts w:ascii="Consolas" w:eastAsia="Times New Roman" w:hAnsi="Consolas" w:cs="Times New Roman"/>
+          <w:color w:val="000000"/>
+          <w:sz w:val="20"/>
+          <w:szCs w:val="20"/>
+        </w:rPr>
+      </w:pPr>
+      <w:r>
+        <w:rPr>
+          <w:rFonts w:ascii="Consolas" w:eastAsia="Times New Roman" w:hAnsi="Consolas" w:cs="Times New Roman"/>
+          <w:color w:val="000000"/>
+          <w:sz w:val="20"/>
+          <w:szCs w:val="20"/>
+        </w:rPr>
+        <w:tab/>
+      </w:r>
+      <w:r>
+        <w:rPr>
+          <w:rFonts w:ascii="Consolas" w:eastAsia="Times New Roman" w:hAnsi="Consolas" w:cs="Times New Roman"/>
+          <w:color w:val="000000"/>
+          <w:sz w:val="20"/>
+          <w:szCs w:val="20"/>
+        </w:rPr>
+        <w:tab/>
+      </w:r>
+      <w:r>
+        <w:rPr>
+          <w:rFonts w:ascii="Consolas" w:eastAsia="Times New Roman" w:hAnsi="Consolas" w:cs="Times New Roman"/>
+          <w:color w:val="000000"/>
+          <w:sz w:val="20"/>
+          <w:szCs w:val="20"/>
+        </w:rPr>
+        <w:tab/>
+      </w:r>
+      <w:r>
+        <w:rPr>
+          <w:rFonts w:ascii="Consolas" w:eastAsia="Times New Roman" w:hAnsi="Consolas" w:cs="Times New Roman"/>
+          <w:color w:val="000000"/>
+          <w:sz w:val="20"/>
+          <w:szCs w:val="20"/>
+        </w:rPr>
+        <w:tab/>
+      </w:r>
+      <w:r>
+        <w:rPr>
+          <w:rFonts w:ascii="Consolas" w:eastAsia="Times New Roman" w:hAnsi="Consolas" w:cs="Times New Roman"/>
+          <w:color w:val="000000"/>
+          <w:sz w:val="20"/>
+          <w:szCs w:val="20"/>
+        </w:rPr>
+        <w:tab/>
+      </w:r>
+      <w:r>
+        <w:rPr>
+          <w:rFonts w:ascii="Consolas" w:eastAsia="Times New Roman" w:hAnsi="Consolas" w:cs="Times New Roman"/>
+          <w:b/>
+          <w:bCs/>
+          <w:color w:val="7F0055"/>
+          <w:sz w:val="20"/>
+          <w:szCs w:val="20"/>
+        </w:rPr>
+        <w:t>if</w:t>
+      </w:r>
+      <w:r>
+        <w:rPr>
+          <w:rFonts w:ascii="Consolas" w:eastAsia="Times New Roman" w:hAnsi="Consolas" w:cs="Times New Roman"/>
+          <w:color w:val="000000"/>
+          <w:sz w:val="20"/>
+          <w:szCs w:val="20"/>
+        </w:rPr>
+        <w:t>(</w:t>
+      </w:r>
+      <w:r>
+        <w:rPr>
+          <w:rFonts w:ascii="Consolas" w:eastAsia="Times New Roman" w:hAnsi="Consolas" w:cs="Times New Roman"/>
+          <w:color w:val="6A3E3E"/>
+          <w:sz w:val="20"/>
+          <w:szCs w:val="20"/>
+        </w:rPr>
+        <w:t>sv</w:t>
+      </w:r>
+      <w:r>
+        <w:rPr>
+          <w:rFonts w:ascii="Consolas" w:eastAsia="Times New Roman" w:hAnsi="Consolas" w:cs="Times New Roman"/>
+          <w:color w:val="000000"/>
+          <w:sz w:val="20"/>
+          <w:szCs w:val="20"/>
+        </w:rPr>
+        <w:t xml:space="preserve"> </w:t>
+      </w:r>
+      <w:r>
+        <w:rPr>
+          <w:rFonts w:ascii="Consolas" w:eastAsia="Times New Roman" w:hAnsi="Consolas" w:cs="Times New Roman"/>
+          <w:b/>
+          <w:bCs/>
+          <w:color w:val="7F0055"/>
+          <w:sz w:val="20"/>
+          <w:szCs w:val="20"/>
+        </w:rPr>
+        <w:t>instanceof</w:t>
+      </w:r>
+      <w:r>
+        <w:rPr>
+          <w:rFonts w:ascii="Consolas" w:eastAsia="Times New Roman" w:hAnsi="Consolas" w:cs="Times New Roman"/>
+          <w:color w:val="000000"/>
+          <w:sz w:val="20"/>
+          <w:szCs w:val="20"/>
+        </w:rPr>
+        <w:t xml:space="preserve"> SinhVienTaiChuc)</w:t>
+      </w:r>
+    </w:p>
+    <w:p>
+      <w:pPr>
+        <w:shd w:val="clear" w:color="auto" w:fill="FFFFFF"/>
+        <w:spacing w:after="0" w:line="240" w:lineRule="auto"/>
+        <w:rPr>
+          <w:rFonts w:ascii="Consolas" w:eastAsia="Times New Roman" w:hAnsi="Consolas" w:cs="Times New Roman"/>
+          <w:color w:val="000000"/>
+          <w:sz w:val="20"/>
+          <w:szCs w:val="20"/>
+        </w:rPr>
+      </w:pPr>
+      <w:r>
+        <w:rPr>
+          <w:rFonts w:ascii="Consolas" w:eastAsia="Times New Roman" w:hAnsi="Consolas" w:cs="Times New Roman"/>
+          <w:color w:val="000000"/>
+          <w:sz w:val="20"/>
+          <w:szCs w:val="20"/>
+        </w:rPr>
+        <w:tab/>
+      </w:r>
+      <w:r>
+        <w:rPr>
+          <w:rFonts w:ascii="Consolas" w:eastAsia="Times New Roman" w:hAnsi="Consolas" w:cs="Times New Roman"/>
+          <w:color w:val="000000"/>
+          <w:sz w:val="20"/>
+          <w:szCs w:val="20"/>
+        </w:rPr>
+        <w:tab/>
+      </w:r>
+      <w:r>
+        <w:rPr>
+          <w:rFonts w:ascii="Consolas" w:eastAsia="Times New Roman" w:hAnsi="Consolas" w:cs="Times New Roman"/>
+          <w:color w:val="000000"/>
+          <w:sz w:val="20"/>
+          <w:szCs w:val="20"/>
+        </w:rPr>
+        <w:tab/>
+      </w:r>
+      <w:r>
+        <w:rPr>
+          <w:rFonts w:ascii="Consolas" w:eastAsia="Times New Roman" w:hAnsi="Consolas" w:cs="Times New Roman"/>
+          <w:color w:val="000000"/>
+          <w:sz w:val="20"/>
+          <w:szCs w:val="20"/>
+        </w:rPr>
+        <w:tab/>
+      </w:r>
+      <w:r>
+        <w:rPr>
+          <w:rFonts w:ascii="Consolas" w:eastAsia="Times New Roman" w:hAnsi="Consolas" w:cs="Times New Roman"/>
+          <w:color w:val="000000"/>
+          <w:sz w:val="20"/>
+          <w:szCs w:val="20"/>
+        </w:rPr>
+        <w:tab/>
+        <w:t>{</w:t>
+      </w:r>
+    </w:p>
+    <w:p>
+      <w:pPr>
+        <w:shd w:val="clear" w:color="auto" w:fill="FFFFFF"/>
+        <w:spacing w:after="0" w:line="240" w:lineRule="auto"/>
+        <w:rPr>
+          <w:rFonts w:ascii="Consolas" w:eastAsia="Times New Roman" w:hAnsi="Consolas" w:cs="Times New Roman"/>
+          <w:color w:val="000000"/>
+          <w:sz w:val="20"/>
+          <w:szCs w:val="20"/>
+        </w:rPr>
+      </w:pPr>
+      <w:r>
+        <w:rPr>
+          <w:rFonts w:ascii="Consolas" w:eastAsia="Times New Roman" w:hAnsi="Consolas" w:cs="Times New Roman"/>
+          <w:color w:val="000000"/>
+          <w:sz w:val="20"/>
+          <w:szCs w:val="20"/>
+        </w:rPr>
+        <w:tab/>
+      </w:r>
+      <w:r>
+        <w:rPr>
+          <w:rFonts w:ascii="Consolas" w:eastAsia="Times New Roman" w:hAnsi="Consolas" w:cs="Times New Roman"/>
+          <w:color w:val="000000"/>
+          <w:sz w:val="20"/>
+          <w:szCs w:val="20"/>
+        </w:rPr>
+        <w:tab/>
+      </w:r>
+      <w:r>
+        <w:rPr>
+          <w:rFonts w:ascii="Consolas" w:eastAsia="Times New Roman" w:hAnsi="Consolas" w:cs="Times New Roman"/>
+          <w:color w:val="000000"/>
+          <w:sz w:val="20"/>
+          <w:szCs w:val="20"/>
+        </w:rPr>
+        <w:tab/>
+      </w:r>
+      <w:r>
+        <w:rPr>
+          <w:rFonts w:ascii="Consolas" w:eastAsia="Times New Roman" w:hAnsi="Consolas" w:cs="Times New Roman"/>
+          <w:color w:val="000000"/>
+          <w:sz w:val="20"/>
+          <w:szCs w:val="20"/>
+        </w:rPr>
+        <w:tab/>
+      </w:r>
+      <w:r>
+        <w:rPr>
+          <w:rFonts w:ascii="Consolas" w:eastAsia="Times New Roman" w:hAnsi="Consolas" w:cs="Times New Roman"/>
+          <w:color w:val="000000"/>
+          <w:sz w:val="20"/>
+          <w:szCs w:val="20"/>
+        </w:rPr>
+        <w:tab/>
+        <w:t xml:space="preserve">   SinhVienTaiChuc </w:t>
+      </w:r>
+      <w:r>
+        <w:rPr>
+          <w:rFonts w:ascii="Consolas" w:eastAsia="Times New Roman" w:hAnsi="Consolas" w:cs="Times New Roman"/>
+          <w:color w:val="6A3E3E"/>
+          <w:sz w:val="20"/>
+          <w:szCs w:val="20"/>
+        </w:rPr>
+        <w:t>svtc</w:t>
+      </w:r>
+      <w:r>
+        <w:rPr>
+          <w:rFonts w:ascii="Consolas" w:eastAsia="Times New Roman" w:hAnsi="Consolas" w:cs="Times New Roman"/>
+          <w:color w:val="000000"/>
+          <w:sz w:val="20"/>
+          <w:szCs w:val="20"/>
+        </w:rPr>
+        <w:t xml:space="preserve">=(SinhVienTaiChuc ) </w:t>
+      </w:r>
+      <w:r>
+        <w:rPr>
+          <w:rFonts w:ascii="Consolas" w:eastAsia="Times New Roman" w:hAnsi="Consolas" w:cs="Times New Roman"/>
+          <w:color w:val="6A3E3E"/>
+          <w:sz w:val="20"/>
+          <w:szCs w:val="20"/>
+        </w:rPr>
+        <w:t>sv</w:t>
+      </w:r>
+      <w:r>
+        <w:rPr>
+          <w:rFonts w:ascii="Consolas" w:eastAsia="Times New Roman" w:hAnsi="Consolas" w:cs="Times New Roman"/>
+          <w:color w:val="000000"/>
+          <w:sz w:val="20"/>
+          <w:szCs w:val="20"/>
+        </w:rPr>
+        <w:t>;</w:t>
+      </w:r>
+    </w:p>
+    <w:p>
+      <w:pPr>
+        <w:shd w:val="clear" w:color="auto" w:fill="FFFFFF"/>
+        <w:spacing w:after="0" w:line="240" w:lineRule="auto"/>
+        <w:ind w:left="1440"/>
+        <w:rPr>
+          <w:rFonts w:ascii="Consolas" w:eastAsia="Times New Roman" w:hAnsi="Consolas" w:cs="Times New Roman"/>
+          <w:color w:val="000000"/>
+          <w:sz w:val="20"/>
+          <w:szCs w:val="20"/>
+        </w:rPr>
+      </w:pPr>
+      <w:r>
+        <w:rPr>
+          <w:rFonts w:ascii="Consolas" w:eastAsia="Times New Roman" w:hAnsi="Consolas" w:cs="Times New Roman"/>
+          <w:color w:val="000000"/>
+          <w:sz w:val="20"/>
+          <w:szCs w:val="20"/>
+        </w:rPr>
+        <w:tab/>
+      </w:r>
+      <w:r>
+        <w:rPr>
+          <w:rFonts w:ascii="Consolas" w:eastAsia="Times New Roman" w:hAnsi="Consolas" w:cs="Times New Roman"/>
+          <w:color w:val="000000"/>
+          <w:sz w:val="20"/>
+          <w:szCs w:val="20"/>
+        </w:rPr>
+        <w:tab/>
+      </w:r>
+      <w:r>
+        <w:rPr>
+          <w:rFonts w:ascii="Consolas" w:eastAsia="Times New Roman" w:hAnsi="Consolas" w:cs="Times New Roman"/>
+          <w:color w:val="000000"/>
+          <w:sz w:val="20"/>
+          <w:szCs w:val="20"/>
+        </w:rPr>
+        <w:tab/>
+      </w:r>
+      <w:r>
+        <w:rPr>
+          <w:rFonts w:ascii="Consolas" w:eastAsia="Times New Roman" w:hAnsi="Consolas" w:cs="Times New Roman"/>
+          <w:color w:val="000000"/>
+          <w:sz w:val="20"/>
+          <w:szCs w:val="20"/>
+        </w:rPr>
+        <w:tab/>
+      </w:r>
+      <w:r>
+        <w:rPr>
+          <w:rFonts w:ascii="Consolas" w:eastAsia="Times New Roman" w:hAnsi="Consolas" w:cs="Times New Roman"/>
+          <w:color w:val="000000"/>
+          <w:sz w:val="20"/>
+          <w:szCs w:val="20"/>
+        </w:rPr>
+        <w:tab/>
+        <w:t xml:space="preserve">   </w:t>
+      </w:r>
+      <w:r>
+        <w:rPr>
+          <w:rFonts w:ascii="Consolas" w:eastAsia="Times New Roman" w:hAnsi="Consolas" w:cs="Times New Roman"/>
+          <w:color w:val="000000"/>
+          <w:sz w:val="20"/>
+          <w:szCs w:val="20"/>
+        </w:rPr>
+        <w:t xml:space="preserve">      </w:t>
+      </w:r>
+      <w:r>
+        <w:rPr>
+          <w:rFonts w:ascii="Consolas" w:eastAsia="Times New Roman" w:hAnsi="Consolas" w:cs="Times New Roman"/>
+          <w:b/>
+          <w:bCs/>
+          <w:color w:val="7F0055"/>
+          <w:sz w:val="20"/>
+          <w:szCs w:val="20"/>
+        </w:rPr>
+        <w:t>if</w:t>
+      </w:r>
+      <w:r>
+        <w:rPr>
+          <w:rFonts w:ascii="Consolas" w:eastAsia="Times New Roman" w:hAnsi="Consolas" w:cs="Times New Roman"/>
+          <w:color w:val="000000"/>
+          <w:sz w:val="20"/>
+          <w:szCs w:val="20"/>
+        </w:rPr>
+        <w:t>(</w:t>
+      </w:r>
+      <w:r>
+        <w:rPr>
+          <w:rFonts w:ascii="Consolas" w:eastAsia="Times New Roman" w:hAnsi="Consolas" w:cs="Times New Roman"/>
+          <w:color w:val="6A3E3E"/>
+          <w:sz w:val="20"/>
+          <w:szCs w:val="20"/>
+        </w:rPr>
+        <w:t>svtc</w:t>
+      </w:r>
+      <w:r>
+        <w:rPr>
+          <w:rFonts w:ascii="Consolas" w:eastAsia="Times New Roman" w:hAnsi="Consolas" w:cs="Times New Roman"/>
+          <w:color w:val="000000"/>
+          <w:sz w:val="20"/>
+          <w:szCs w:val="20"/>
+        </w:rPr>
+        <w:t>.getNoilienketdaotao().equalsIgnoreCase(</w:t>
+      </w:r>
+      <w:r>
+        <w:rPr>
+          <w:rFonts w:ascii="Consolas" w:eastAsia="Times New Roman" w:hAnsi="Consolas" w:cs="Times New Roman"/>
+          <w:color w:val="6A3E3E"/>
+          <w:sz w:val="20"/>
+          <w:szCs w:val="20"/>
+        </w:rPr>
+        <w:t>lienketdaotao</w:t>
+      </w:r>
+      <w:r>
+        <w:rPr>
+          <w:rFonts w:ascii="Consolas" w:eastAsia="Times New Roman" w:hAnsi="Consolas" w:cs="Times New Roman"/>
+          <w:color w:val="000000"/>
+          <w:sz w:val="20"/>
+          <w:szCs w:val="20"/>
+        </w:rPr>
+        <w:t>))</w:t>
+      </w:r>
+    </w:p>
+    <w:p>
+      <w:pPr>
+        <w:shd w:val="clear" w:color="auto" w:fill="FFFFFF"/>
+        <w:spacing w:after="0" w:line="240" w:lineRule="auto"/>
+        <w:rPr>
+          <w:rFonts w:ascii="Consolas" w:eastAsia="Times New Roman" w:hAnsi="Consolas" w:cs="Times New Roman"/>
+          <w:color w:val="000000"/>
+          <w:sz w:val="20"/>
+          <w:szCs w:val="20"/>
+        </w:rPr>
+      </w:pPr>
+      <w:r>
+        <w:rPr>
+          <w:rFonts w:ascii="Consolas" w:eastAsia="Times New Roman" w:hAnsi="Consolas" w:cs="Times New Roman"/>
+          <w:color w:val="000000"/>
+          <w:sz w:val="20"/>
+          <w:szCs w:val="20"/>
+        </w:rPr>
+        <w:tab/>
+      </w:r>
+      <w:r>
+        <w:rPr>
+          <w:rFonts w:ascii="Consolas" w:eastAsia="Times New Roman" w:hAnsi="Consolas" w:cs="Times New Roman"/>
+          <w:color w:val="000000"/>
+          <w:sz w:val="20"/>
+          <w:szCs w:val="20"/>
+        </w:rPr>
+        <w:tab/>
+      </w:r>
+      <w:r>
+        <w:rPr>
+          <w:rFonts w:ascii="Consolas" w:eastAsia="Times New Roman" w:hAnsi="Consolas" w:cs="Times New Roman"/>
+          <w:color w:val="000000"/>
+          <w:sz w:val="20"/>
+          <w:szCs w:val="20"/>
+        </w:rPr>
+        <w:tab/>
+      </w:r>
+      <w:r>
+        <w:rPr>
+          <w:rFonts w:ascii="Consolas" w:eastAsia="Times New Roman" w:hAnsi="Consolas" w:cs="Times New Roman"/>
+          <w:color w:val="000000"/>
+          <w:sz w:val="20"/>
+          <w:szCs w:val="20"/>
+        </w:rPr>
+        <w:tab/>
+      </w:r>
+      <w:r>
+        <w:rPr>
+          <w:rFonts w:ascii="Consolas" w:eastAsia="Times New Roman" w:hAnsi="Consolas" w:cs="Times New Roman"/>
+          <w:color w:val="000000"/>
+          <w:sz w:val="20"/>
+          <w:szCs w:val="20"/>
+        </w:rPr>
+        <w:tab/>
+        <w:t xml:space="preserve">   {</w:t>
+      </w:r>
+    </w:p>
+    <w:p>
+      <w:pPr>
+        <w:shd w:val="clear" w:color="auto" w:fill="FFFFFF"/>
+        <w:spacing w:after="0" w:line="240" w:lineRule="auto"/>
+        <w:rPr>
+          <w:rFonts w:ascii="Consolas" w:eastAsia="Times New Roman" w:hAnsi="Consolas" w:cs="Times New Roman"/>
+          <w:color w:val="000000"/>
+          <w:sz w:val="20"/>
+          <w:szCs w:val="20"/>
+        </w:rPr>
+      </w:pPr>
+      <w:r>
+        <w:rPr>
+          <w:rFonts w:ascii="Consolas" w:eastAsia="Times New Roman" w:hAnsi="Consolas" w:cs="Times New Roman"/>
+          <w:color w:val="000000"/>
+          <w:sz w:val="20"/>
+          <w:szCs w:val="20"/>
+        </w:rPr>
+        <w:tab/>
+      </w:r>
+      <w:r>
+        <w:rPr>
+          <w:rFonts w:ascii="Consolas" w:eastAsia="Times New Roman" w:hAnsi="Consolas" w:cs="Times New Roman"/>
+          <w:color w:val="000000"/>
+          <w:sz w:val="20"/>
+          <w:szCs w:val="20"/>
+        </w:rPr>
+        <w:tab/>
+      </w:r>
+      <w:r>
+        <w:rPr>
+          <w:rFonts w:ascii="Consolas" w:eastAsia="Times New Roman" w:hAnsi="Consolas" w:cs="Times New Roman"/>
+          <w:color w:val="000000"/>
+          <w:sz w:val="20"/>
+          <w:szCs w:val="20"/>
+        </w:rPr>
+        <w:tab/>
+      </w:r>
+      <w:r>
+        <w:rPr>
+          <w:rFonts w:ascii="Consolas" w:eastAsia="Times New Roman" w:hAnsi="Consolas" w:cs="Times New Roman"/>
+          <w:color w:val="000000"/>
+          <w:sz w:val="20"/>
+          <w:szCs w:val="20"/>
+        </w:rPr>
+        <w:tab/>
+      </w:r>
+      <w:r>
+        <w:rPr>
+          <w:rFonts w:ascii="Consolas" w:eastAsia="Times New Roman" w:hAnsi="Consolas" w:cs="Times New Roman"/>
+          <w:color w:val="000000"/>
+          <w:sz w:val="20"/>
+          <w:szCs w:val="20"/>
+        </w:rPr>
+        <w:tab/>
+      </w:r>
+      <w:r>
+        <w:rPr>
+          <w:rFonts w:ascii="Consolas" w:eastAsia="Times New Roman" w:hAnsi="Consolas" w:cs="Times New Roman"/>
+          <w:color w:val="000000"/>
+          <w:sz w:val="20"/>
+          <w:szCs w:val="20"/>
+        </w:rPr>
+        <w:tab/>
+        <w:t xml:space="preserve">   </w:t>
+      </w:r>
+      <w:r>
+        <w:rPr>
+          <w:rFonts w:ascii="Consolas" w:eastAsia="Times New Roman" w:hAnsi="Consolas" w:cs="Times New Roman"/>
+          <w:color w:val="6A3E3E"/>
+          <w:sz w:val="20"/>
+          <w:szCs w:val="20"/>
+        </w:rPr>
+        <w:t>svtc</w:t>
+      </w:r>
+      <w:r>
+        <w:rPr>
+          <w:rFonts w:ascii="Consolas" w:eastAsia="Times New Roman" w:hAnsi="Consolas" w:cs="Times New Roman"/>
+          <w:color w:val="000000"/>
+          <w:sz w:val="20"/>
+          <w:szCs w:val="20"/>
+        </w:rPr>
+        <w:t>.hienthi();</w:t>
+      </w:r>
+    </w:p>
+    <w:p>
+      <w:pPr>
+        <w:shd w:val="clear" w:color="auto" w:fill="FFFFFF"/>
+        <w:spacing w:after="0" w:line="240" w:lineRule="auto"/>
+        <w:rPr>
+          <w:rFonts w:ascii="Consolas" w:eastAsia="Times New Roman" w:hAnsi="Consolas" w:cs="Times New Roman"/>
+          <w:color w:val="000000"/>
+          <w:sz w:val="20"/>
+          <w:szCs w:val="20"/>
+        </w:rPr>
+      </w:pPr>
+      <w:r>
+        <w:rPr>
+          <w:rFonts w:ascii="Consolas" w:eastAsia="Times New Roman" w:hAnsi="Consolas" w:cs="Times New Roman"/>
+          <w:color w:val="000000"/>
+          <w:sz w:val="20"/>
+          <w:szCs w:val="20"/>
+        </w:rPr>
+        <w:tab/>
+      </w:r>
+      <w:r>
+        <w:rPr>
+          <w:rFonts w:ascii="Consolas" w:eastAsia="Times New Roman" w:hAnsi="Consolas" w:cs="Times New Roman"/>
+          <w:color w:val="000000"/>
+          <w:sz w:val="20"/>
+          <w:szCs w:val="20"/>
+        </w:rPr>
+        <w:tab/>
+      </w:r>
+      <w:r>
+        <w:rPr>
+          <w:rFonts w:ascii="Consolas" w:eastAsia="Times New Roman" w:hAnsi="Consolas" w:cs="Times New Roman"/>
+          <w:color w:val="000000"/>
+          <w:sz w:val="20"/>
+          <w:szCs w:val="20"/>
+        </w:rPr>
+        <w:tab/>
+      </w:r>
+      <w:r>
+        <w:rPr>
+          <w:rFonts w:ascii="Consolas" w:eastAsia="Times New Roman" w:hAnsi="Consolas" w:cs="Times New Roman"/>
+          <w:color w:val="000000"/>
+          <w:sz w:val="20"/>
+          <w:szCs w:val="20"/>
+        </w:rPr>
+        <w:tab/>
+      </w:r>
+      <w:r>
+        <w:rPr>
+          <w:rFonts w:ascii="Consolas" w:eastAsia="Times New Roman" w:hAnsi="Consolas" w:cs="Times New Roman"/>
+          <w:color w:val="000000"/>
+          <w:sz w:val="20"/>
+          <w:szCs w:val="20"/>
+        </w:rPr>
+        <w:tab/>
+        <w:t xml:space="preserve">   }</w:t>
+      </w:r>
+    </w:p>
+    <w:p>
+      <w:pPr>
+        <w:shd w:val="clear" w:color="auto" w:fill="FFFFFF"/>
+        <w:spacing w:after="0" w:line="240" w:lineRule="auto"/>
+        <w:rPr>
+          <w:rFonts w:ascii="Consolas" w:eastAsia="Times New Roman" w:hAnsi="Consolas" w:cs="Times New Roman"/>
+          <w:color w:val="000000"/>
+          <w:sz w:val="20"/>
+          <w:szCs w:val="20"/>
+        </w:rPr>
+      </w:pPr>
+      <w:r>
+        <w:rPr>
+          <w:rFonts w:ascii="Consolas" w:eastAsia="Times New Roman" w:hAnsi="Consolas" w:cs="Times New Roman"/>
+          <w:color w:val="000000"/>
+          <w:sz w:val="20"/>
+          <w:szCs w:val="20"/>
+        </w:rPr>
+        <w:tab/>
+      </w:r>
+      <w:r>
+        <w:rPr>
+          <w:rFonts w:ascii="Consolas" w:eastAsia="Times New Roman" w:hAnsi="Consolas" w:cs="Times New Roman"/>
+          <w:color w:val="000000"/>
+          <w:sz w:val="20"/>
+          <w:szCs w:val="20"/>
+        </w:rPr>
+        <w:tab/>
+      </w:r>
+      <w:r>
+        <w:rPr>
+          <w:rFonts w:ascii="Consolas" w:eastAsia="Times New Roman" w:hAnsi="Consolas" w:cs="Times New Roman"/>
+          <w:color w:val="000000"/>
+          <w:sz w:val="20"/>
+          <w:szCs w:val="20"/>
+        </w:rPr>
+        <w:tab/>
+      </w:r>
+      <w:r>
+        <w:rPr>
+          <w:rFonts w:ascii="Consolas" w:eastAsia="Times New Roman" w:hAnsi="Consolas" w:cs="Times New Roman"/>
+          <w:color w:val="000000"/>
+          <w:sz w:val="20"/>
+          <w:szCs w:val="20"/>
+        </w:rPr>
+        <w:tab/>
+      </w:r>
+      <w:r>
+        <w:rPr>
+          <w:rFonts w:ascii="Consolas" w:eastAsia="Times New Roman" w:hAnsi="Consolas" w:cs="Times New Roman"/>
+          <w:color w:val="000000"/>
+          <w:sz w:val="20"/>
+          <w:szCs w:val="20"/>
+        </w:rPr>
+        <w:tab/>
+        <w:t>}</w:t>
+      </w:r>
+    </w:p>
+    <w:p>
+      <w:pPr>
+        <w:shd w:val="clear" w:color="auto" w:fill="FFFFFF"/>
+        <w:spacing w:after="0" w:line="240" w:lineRule="auto"/>
+        <w:rPr>
+          <w:rFonts w:ascii="Consolas" w:eastAsia="Times New Roman" w:hAnsi="Consolas" w:cs="Times New Roman"/>
+          <w:color w:val="000000"/>
+          <w:sz w:val="20"/>
+          <w:szCs w:val="20"/>
+        </w:rPr>
+      </w:pPr>
+      <w:r>
+        <w:rPr>
+          <w:rFonts w:ascii="Consolas" w:eastAsia="Times New Roman" w:hAnsi="Consolas" w:cs="Times New Roman"/>
+          <w:color w:val="000000"/>
+          <w:sz w:val="20"/>
+          <w:szCs w:val="20"/>
+        </w:rPr>
+        <w:tab/>
+      </w:r>
+      <w:r>
+        <w:rPr>
+          <w:rFonts w:ascii="Consolas" w:eastAsia="Times New Roman" w:hAnsi="Consolas" w:cs="Times New Roman"/>
+          <w:color w:val="000000"/>
+          <w:sz w:val="20"/>
+          <w:szCs w:val="20"/>
+        </w:rPr>
+        <w:tab/>
+      </w:r>
+      <w:r>
+        <w:rPr>
+          <w:rFonts w:ascii="Consolas" w:eastAsia="Times New Roman" w:hAnsi="Consolas" w:cs="Times New Roman"/>
+          <w:color w:val="000000"/>
+          <w:sz w:val="20"/>
+          <w:szCs w:val="20"/>
+        </w:rPr>
+        <w:tab/>
+      </w:r>
+      <w:r>
+        <w:rPr>
+          <w:rFonts w:ascii="Consolas" w:eastAsia="Times New Roman" w:hAnsi="Consolas" w:cs="Times New Roman"/>
+          <w:color w:val="000000"/>
+          <w:sz w:val="20"/>
+          <w:szCs w:val="20"/>
+        </w:rPr>
+        <w:tab/>
+        <w:t>}</w:t>
+      </w:r>
+    </w:p>
+    <w:p>
+      <w:pPr>
+        <w:shd w:val="clear" w:color="auto" w:fill="FFFFFF"/>
+        <w:spacing w:after="0" w:line="240" w:lineRule="auto"/>
+        <w:rPr>
+          <w:rFonts w:ascii="Consolas" w:eastAsia="Times New Roman" w:hAnsi="Consolas" w:cs="Times New Roman"/>
+          <w:color w:val="000000"/>
+          <w:sz w:val="20"/>
+          <w:szCs w:val="20"/>
+        </w:rPr>
+      </w:pPr>
+      <w:r>
+        <w:rPr>
+          <w:rFonts w:ascii="Consolas" w:eastAsia="Times New Roman" w:hAnsi="Consolas" w:cs="Times New Roman"/>
+          <w:color w:val="000000"/>
+          <w:sz w:val="20"/>
+          <w:szCs w:val="20"/>
+        </w:rPr>
+        <w:tab/>
+      </w:r>
+      <w:r>
+        <w:rPr>
+          <w:rFonts w:ascii="Consolas" w:eastAsia="Times New Roman" w:hAnsi="Consolas" w:cs="Times New Roman"/>
+          <w:color w:val="000000"/>
+          <w:sz w:val="20"/>
+          <w:szCs w:val="20"/>
+        </w:rPr>
+        <w:tab/>
+      </w:r>
+      <w:r>
+        <w:rPr>
+          <w:rFonts w:ascii="Consolas" w:eastAsia="Times New Roman" w:hAnsi="Consolas" w:cs="Times New Roman"/>
+          <w:color w:val="000000"/>
+          <w:sz w:val="20"/>
+          <w:szCs w:val="20"/>
+        </w:rPr>
+        <w:tab/>
+        <w:t>}</w:t>
+      </w:r>
+    </w:p>
+    <w:p>
+      <w:pPr>
+        <w:shd w:val="clear" w:color="auto" w:fill="FFFFFF"/>
+        <w:spacing w:after="0" w:line="240" w:lineRule="auto"/>
+        <w:rPr>
+          <w:rFonts w:ascii="Consolas" w:eastAsia="Times New Roman" w:hAnsi="Consolas" w:cs="Times New Roman"/>
+          <w:color w:val="000000"/>
+          <w:sz w:val="20"/>
+          <w:szCs w:val="20"/>
+        </w:rPr>
+      </w:pPr>
+      <w:r>
+        <w:rPr>
+          <w:rFonts w:ascii="Consolas" w:eastAsia="Times New Roman" w:hAnsi="Consolas" w:cs="Times New Roman"/>
+          <w:color w:val="000000"/>
+          <w:sz w:val="20"/>
+          <w:szCs w:val="20"/>
+        </w:rPr>
+        <w:tab/>
+      </w:r>
+      <w:r>
+        <w:rPr>
+          <w:rFonts w:ascii="Consolas" w:eastAsia="Times New Roman" w:hAnsi="Consolas" w:cs="Times New Roman"/>
+          <w:color w:val="000000"/>
+          <w:sz w:val="20"/>
+          <w:szCs w:val="20"/>
+        </w:rPr>
+        <w:tab/>
+        <w:t>}</w:t>
+      </w:r>
+    </w:p>
+    <w:p>
+      <w:pPr>
+        <w:shd w:val="clear" w:color="auto" w:fill="FFFFFF"/>
+        <w:spacing w:after="0" w:line="240" w:lineRule="auto"/>
+        <w:rPr>
+          <w:rFonts w:ascii="Consolas" w:eastAsia="Times New Roman" w:hAnsi="Consolas" w:cs="Times New Roman"/>
+          <w:color w:val="000000"/>
+          <w:sz w:val="20"/>
+          <w:szCs w:val="20"/>
+        </w:rPr>
+      </w:pPr>
+      <w:r>
+        <w:rPr>
+          <w:rFonts w:ascii="Consolas" w:eastAsia="Times New Roman" w:hAnsi="Consolas" w:cs="Times New Roman"/>
+          <w:color w:val="000000"/>
+          <w:sz w:val="20"/>
+          <w:szCs w:val="20"/>
+        </w:rPr>
+        <w:tab/>
+        <w:t>}</w:t>
+      </w:r>
+    </w:p>
+    <w:p>
+      <w:pPr>
+        <w:shd w:val="clear" w:color="auto" w:fill="FFFFFF"/>
+        <w:spacing w:after="0" w:line="240" w:lineRule="auto"/>
+        <w:rPr>
+          <w:rFonts w:ascii="Consolas" w:eastAsia="Times New Roman" w:hAnsi="Consolas" w:cs="Times New Roman"/>
+          <w:color w:val="000000"/>
+          <w:sz w:val="20"/>
+          <w:szCs w:val="20"/>
+        </w:rPr>
+      </w:pPr>
+      <w:r>
+        <w:rPr>
+          <w:rFonts w:ascii="Consolas" w:eastAsia="Times New Roman" w:hAnsi="Consolas" w:cs="Times New Roman"/>
+          <w:color w:val="000000"/>
+          <w:sz w:val="20"/>
+          <w:szCs w:val="20"/>
+        </w:rPr>
+        <w:t xml:space="preserve">Xóa kiểu int nha </w:t>
+      </w:r>
+    </w:p>
+    <w:p>
+      <w:r>
+        <w:rPr>
+          <w:noProof/>
+        </w:rPr>
+        <w:drawing>
+          <wp:inline distT="0" distB="0" distL="0" distR="0" wp14:anchorId="690B5C4C" wp14:editId="354CC200">
+            <wp:extent cx="5943600" cy="2271395"/>
+            <wp:effectExtent l="0" t="0" r="0" b="0"/>
+            <wp:docPr id="11" name="Picture 11"/>
+            <wp:cNvGraphicFramePr>
+              <a:graphicFrameLocks xmlns:a="http://schemas.openxmlformats.org/drawingml/2006/main" noChangeAspect="1"/>
+            </wp:cNvGraphicFramePr>
+            <a:graphic xmlns:a="http://schemas.openxmlformats.org/drawingml/2006/main">
+              <a:graphicData uri="http://schemas.openxmlformats.org/drawingml/2006/picture">
+                <pic:pic xmlns:pic="http://schemas.openxmlformats.org/drawingml/2006/picture">
+                  <pic:nvPicPr>
+                    <pic:cNvPr id="1" name=""/>
+                    <pic:cNvPicPr/>
+                  </pic:nvPicPr>
+                  <pic:blipFill>
+                    <a:blip r:embed="rId15"/>
+                    <a:stretch>
+                      <a:fillRect/>
+                    </a:stretch>
+                  </pic:blipFill>
+                  <pic:spPr>
+                    <a:xfrm>
+                      <a:off x="0" y="0"/>
                       <a:ext cx="5943600" cy="2271395"/>
                     </a:xfrm>
                     <a:prstGeom prst="rect">
@@ -2515,6 +2560,9 @@
     </w:p>
     <w:p>
       <w:r>
+        <w:rPr>
+          <w:noProof/>
+        </w:rPr>
         <w:drawing>
           <wp:inline distT="0" distB="0" distL="0" distR="0" wp14:anchorId="0FB4184A" wp14:editId="0F5CDB3C">
             <wp:extent cx="5943600" cy="1384300"/>
@@ -2531,7 +2579,7 @@
                     <pic:cNvPicPr/>
                   </pic:nvPicPr>
                   <pic:blipFill>
-                    <a:blip r:embed="rId15"/>
+                    <a:blip r:embed="rId16"/>
                     <a:stretch>
                       <a:fillRect/>
                     </a:stretch>
